--- a/Informe_Tecnico_Parcial.docx
+++ b/Informe_Tecnico_Parcial.docx
@@ -4,21 +4,46 @@
   <w:body>
     <w:p>
       <w:pPr>
-        <w:spacing w:before="1200" w:after="200"/>
+        <w:pStyle w:val="Ttulo"/>
         <w:jc w:val="center"/>
       </w:pPr>
       <w:r>
+        <w:t>INF</w:t>
+      </w:r>
+      <w:r>
+        <w:fldChar w:fldCharType="begin"/>
+      </w:r>
+      <w:r>
+        <w:instrText xml:space="preserve"> XE "</w:instrText>
+      </w:r>
+      <w:r>
+        <w:instrText>INFORME TÉCNICO</w:instrText>
+      </w:r>
+      <w:r>
+        <w:instrText xml:space="preserve">" </w:instrText>
+      </w:r>
+      <w:r>
+        <w:fldChar w:fldCharType="end"/>
+      </w:r>
+      <w:r>
+        <w:t>ORME TÉCNICO</w:t>
+      </w:r>
+    </w:p>
+    <w:p/>
+    <w:p/>
+    <w:p>
+      <w:r>
         <w:rPr>
           <w:noProof/>
         </w:rPr>
         <w:drawing>
-          <wp:anchor distT="0" distB="0" distL="114300" distR="114300" simplePos="0" relativeHeight="251672576" behindDoc="1" locked="0" layoutInCell="1" allowOverlap="1" wp14:anchorId="092E62F3" wp14:editId="5E7777E2">
+          <wp:anchor distT="0" distB="0" distL="114300" distR="114300" simplePos="0" relativeHeight="251672576" behindDoc="1" locked="0" layoutInCell="1" allowOverlap="1" wp14:anchorId="092E62F3" wp14:editId="5C3AA0F1">
             <wp:simplePos x="0" y="0"/>
             <wp:positionH relativeFrom="margin">
               <wp:align>center</wp:align>
             </wp:positionH>
             <wp:positionV relativeFrom="paragraph">
-              <wp:posOffset>1243958</wp:posOffset>
+              <wp:posOffset>10027</wp:posOffset>
             </wp:positionV>
             <wp:extent cx="2498103" cy="2484438"/>
             <wp:effectExtent l="0" t="0" r="0" b="0"/>
@@ -37,7 +62,7 @@
                     </pic:cNvPicPr>
                   </pic:nvPicPr>
                   <pic:blipFill>
-                    <a:blip r:embed="rId7" cstate="print">
+                    <a:blip r:embed="rId8" cstate="print">
                       <a:extLst>
                         <a:ext uri="{28A0092B-C50C-407E-A947-70E740481C1C}">
                           <a14:useLocalDpi xmlns:a14="http://schemas.microsoft.com/office/drawing/2010/main" val="0"/>
@@ -74,20 +99,7 @@
           </wp:anchor>
         </w:drawing>
       </w:r>
-      <w:r>
-        <w:rPr>
-          <w:b/>
-          <w:bCs/>
-          <w:color w:val="1A3A5C"/>
-          <w:sz w:val="52"/>
-          <w:szCs w:val="52"/>
-        </w:rPr>
-        <w:t>INFORME TÉCNICO</w:t>
-      </w:r>
-    </w:p>
-    <w:p/>
-    <w:p/>
-    <w:p/>
+    </w:p>
     <w:p/>
     <w:p/>
     <w:p/>
@@ -107,16 +119,19 @@
     <w:p/>
     <w:p/>
     <w:p/>
-    <w:p>
-      <w:pPr>
-        <w:rPr>
-          <w:sz w:val="16"/>
-          <w:szCs w:val="16"/>
-        </w:rPr>
-      </w:pPr>
-    </w:p>
-    <w:p>
-      <w:pPr>
+    <w:p/>
+    <w:p/>
+    <w:p>
+      <w:pPr>
+        <w:rPr>
+          <w:sz w:val="16"/>
+          <w:szCs w:val="16"/>
+        </w:rPr>
+      </w:pPr>
+    </w:p>
+    <w:p>
+      <w:pPr>
+        <w:jc w:val="center"/>
         <w:rPr>
           <w:b/>
           <w:bCs/>
@@ -138,6 +153,124 @@
     </w:p>
     <w:p>
       <w:pPr>
+        <w:jc w:val="center"/>
+        <w:rPr>
+          <w:sz w:val="36"/>
+          <w:szCs w:val="36"/>
+        </w:rPr>
+      </w:pPr>
+      <w:r>
+        <w:rPr>
+          <w:sz w:val="44"/>
+          <w:szCs w:val="44"/>
+        </w:rPr>
+        <w:t xml:space="preserve">-  </w:t>
+      </w:r>
+      <w:r>
+        <w:rPr>
+          <w:sz w:val="36"/>
+          <w:szCs w:val="36"/>
+        </w:rPr>
+        <w:t>Torres Segovia Eduar Enrique</w:t>
+      </w:r>
+    </w:p>
+    <w:p>
+      <w:pPr>
+        <w:jc w:val="center"/>
+        <w:rPr>
+          <w:sz w:val="44"/>
+          <w:szCs w:val="44"/>
+        </w:rPr>
+      </w:pPr>
+    </w:p>
+    <w:p>
+      <w:pPr>
+        <w:jc w:val="center"/>
+        <w:rPr>
+          <w:b/>
+          <w:bCs/>
+          <w:color w:val="1A3A5C"/>
+          <w:sz w:val="44"/>
+          <w:szCs w:val="44"/>
+        </w:rPr>
+      </w:pPr>
+      <w:r>
+        <w:rPr>
+          <w:b/>
+          <w:bCs/>
+          <w:color w:val="1A3A5C"/>
+          <w:sz w:val="44"/>
+          <w:szCs w:val="44"/>
+        </w:rPr>
+        <w:t>CURSO:</w:t>
+      </w:r>
+    </w:p>
+    <w:p>
+      <w:pPr>
+        <w:jc w:val="center"/>
+        <w:rPr>
+          <w:sz w:val="36"/>
+          <w:szCs w:val="36"/>
+        </w:rPr>
+      </w:pPr>
+      <w:r>
+        <w:rPr>
+          <w:b/>
+          <w:bCs/>
+          <w:color w:val="1A3A5C"/>
+          <w:sz w:val="36"/>
+          <w:szCs w:val="36"/>
+        </w:rPr>
+        <w:t xml:space="preserve">-  </w:t>
+      </w:r>
+      <w:r>
+        <w:rPr>
+          <w:sz w:val="36"/>
+          <w:szCs w:val="36"/>
+        </w:rPr>
+        <w:t>Desarrollo de servicios web</w:t>
+      </w:r>
+    </w:p>
+    <w:p>
+      <w:pPr>
+        <w:jc w:val="center"/>
+        <w:rPr>
+          <w:sz w:val="36"/>
+          <w:szCs w:val="36"/>
+        </w:rPr>
+      </w:pPr>
+    </w:p>
+    <w:p>
+      <w:pPr>
+        <w:jc w:val="center"/>
+        <w:rPr>
+          <w:b/>
+          <w:bCs/>
+          <w:color w:val="1A3A5C"/>
+          <w:sz w:val="44"/>
+          <w:szCs w:val="44"/>
+        </w:rPr>
+      </w:pPr>
+      <w:r>
+        <w:rPr>
+          <w:b/>
+          <w:bCs/>
+          <w:color w:val="1A3A5C"/>
+          <w:sz w:val="44"/>
+          <w:szCs w:val="44"/>
+        </w:rPr>
+        <w:t>INTEGRANTES:</w:t>
+      </w:r>
+    </w:p>
+    <w:p>
+      <w:pPr>
+        <w:jc w:val="center"/>
+        <w:rPr>
+          <w:sz w:val="36"/>
+          <w:szCs w:val="36"/>
+        </w:rPr>
+      </w:pPr>
+      <w:r>
         <w:rPr>
           <w:b/>
           <w:bCs/>
@@ -145,151 +278,6 @@
           <w:sz w:val="52"/>
           <w:szCs w:val="52"/>
         </w:rPr>
-      </w:pPr>
-    </w:p>
-    <w:p>
-      <w:pPr>
-        <w:rPr>
-          <w:sz w:val="44"/>
-          <w:szCs w:val="44"/>
-        </w:rPr>
-      </w:pPr>
-      <w:r>
-        <w:rPr>
-          <w:sz w:val="44"/>
-          <w:szCs w:val="44"/>
-        </w:rPr>
-        <w:t xml:space="preserve">                  -  </w:t>
-      </w:r>
-      <w:r>
-        <w:rPr>
-          <w:sz w:val="36"/>
-          <w:szCs w:val="36"/>
-        </w:rPr>
-        <w:t>Torres Segovia Eduar Enrique</w:t>
-      </w:r>
-      <w:r>
-        <w:rPr>
-          <w:sz w:val="44"/>
-          <w:szCs w:val="44"/>
-        </w:rPr>
-        <w:t xml:space="preserve">                           </w:t>
-      </w:r>
-    </w:p>
-    <w:p>
-      <w:pPr>
-        <w:rPr>
-          <w:b/>
-          <w:bCs/>
-          <w:color w:val="1A3A5C"/>
-          <w:sz w:val="44"/>
-          <w:szCs w:val="44"/>
-        </w:rPr>
-      </w:pPr>
-      <w:r>
-        <w:rPr>
-          <w:b/>
-          <w:bCs/>
-          <w:color w:val="1A3A5C"/>
-          <w:sz w:val="44"/>
-          <w:szCs w:val="44"/>
-        </w:rPr>
-        <w:t>CURSO:</w:t>
-      </w:r>
-    </w:p>
-    <w:p>
-      <w:pPr>
-        <w:rPr>
-          <w:b/>
-          <w:bCs/>
-          <w:color w:val="1A3A5C"/>
-          <w:sz w:val="36"/>
-          <w:szCs w:val="36"/>
-        </w:rPr>
-      </w:pPr>
-    </w:p>
-    <w:p>
-      <w:pPr>
-        <w:rPr>
-          <w:sz w:val="36"/>
-          <w:szCs w:val="36"/>
-        </w:rPr>
-      </w:pPr>
-      <w:r>
-        <w:rPr>
-          <w:b/>
-          <w:bCs/>
-          <w:color w:val="1A3A5C"/>
-          <w:sz w:val="36"/>
-          <w:szCs w:val="36"/>
-        </w:rPr>
-        <w:t xml:space="preserve">                    -  </w:t>
-      </w:r>
-      <w:r>
-        <w:rPr>
-          <w:sz w:val="36"/>
-          <w:szCs w:val="36"/>
-        </w:rPr>
-        <w:t>Desarrollo de servicios web</w:t>
-      </w:r>
-    </w:p>
-    <w:p>
-      <w:pPr>
-        <w:rPr>
-          <w:sz w:val="48"/>
-          <w:szCs w:val="48"/>
-        </w:rPr>
-      </w:pPr>
-    </w:p>
-    <w:p>
-      <w:pPr>
-        <w:rPr>
-          <w:b/>
-          <w:bCs/>
-          <w:color w:val="1A3A5C"/>
-          <w:sz w:val="44"/>
-          <w:szCs w:val="44"/>
-        </w:rPr>
-      </w:pPr>
-      <w:r>
-        <w:rPr>
-          <w:b/>
-          <w:bCs/>
-          <w:color w:val="1A3A5C"/>
-          <w:sz w:val="44"/>
-          <w:szCs w:val="44"/>
-        </w:rPr>
-        <w:t>INTEGRANTES:</w:t>
-      </w:r>
-    </w:p>
-    <w:p>
-      <w:pPr>
-        <w:jc w:val="center"/>
-        <w:rPr>
-          <w:b/>
-          <w:bCs/>
-          <w:color w:val="1A3A5C"/>
-          <w:sz w:val="52"/>
-          <w:szCs w:val="52"/>
-        </w:rPr>
-      </w:pPr>
-    </w:p>
-    <w:p>
-      <w:pPr>
-        <w:jc w:val="center"/>
-        <w:rPr>
-          <w:sz w:val="36"/>
-          <w:szCs w:val="36"/>
-        </w:rPr>
-      </w:pPr>
-      <w:r>
-        <w:rPr>
-          <w:b/>
-          <w:bCs/>
-          <w:color w:val="1A3A5C"/>
-          <w:sz w:val="52"/>
-          <w:szCs w:val="52"/>
-        </w:rPr>
         <w:t xml:space="preserve">- </w:t>
       </w:r>
       <w:r>
@@ -450,12 +438,2554 @@
     </w:p>
     <w:p/>
     <w:p>
+      <w:r>
+        <w:br w:type="page"/>
+      </w:r>
+    </w:p>
+    <w:p/>
+    <w:p/>
+    <w:p/>
+    <w:sdt>
+      <w:sdtPr>
+        <w:rPr>
+          <w:rFonts w:ascii="Arial" w:eastAsia="Arial" w:hAnsi="Arial" w:cs="Arial"/>
+          <w:color w:val="auto"/>
+          <w:sz w:val="20"/>
+          <w:szCs w:val="20"/>
+          <w:lang w:val="es-MX"/>
+        </w:rPr>
+        <w:id w:val="718244562"/>
+        <w:docPartObj>
+          <w:docPartGallery w:val="Table of Contents"/>
+          <w:docPartUnique/>
+        </w:docPartObj>
+      </w:sdtPr>
+      <w:sdtEndPr>
+        <w:rPr>
+          <w:b/>
+          <w:bCs/>
+        </w:rPr>
+      </w:sdtEndPr>
+      <w:sdtContent>
+        <w:p>
+          <w:pPr>
+            <w:pStyle w:val="TtuloTDC"/>
+          </w:pPr>
+          <w:r>
+            <w:rPr>
+              <w:lang w:val="es-MX"/>
+            </w:rPr>
+            <w:t>Contenido</w:t>
+          </w:r>
+        </w:p>
+        <w:p>
+          <w:pPr>
+            <w:pStyle w:val="TDC1"/>
+            <w:tabs>
+              <w:tab w:val="right" w:leader="dot" w:pos="9496"/>
+            </w:tabs>
+            <w:rPr>
+              <w:rFonts w:asciiTheme="minorHAnsi" w:eastAsiaTheme="minorEastAsia" w:hAnsiTheme="minorHAnsi" w:cstheme="minorBidi"/>
+              <w:noProof/>
+              <w:kern w:val="2"/>
+              <w:sz w:val="24"/>
+              <w:szCs w:val="24"/>
+              <w14:ligatures w14:val="standardContextual"/>
+            </w:rPr>
+          </w:pPr>
+          <w:r>
+            <w:fldChar w:fldCharType="begin"/>
+          </w:r>
+          <w:r>
+            <w:instrText xml:space="preserve"> TOC \o "1-3" \h \z \u </w:instrText>
+          </w:r>
+          <w:r>
+            <w:fldChar w:fldCharType="separate"/>
+          </w:r>
+          <w:hyperlink w:anchor="_Toc224166744" w:history="1">
+            <w:r>
+              <w:rPr>
+                <w:rStyle w:val="Hipervnculo"/>
+                <w:noProof/>
+              </w:rPr>
+              <w:t>1. DESCRIPCIÓN DEL PROYECTO</w:t>
+            </w:r>
+            <w:r>
+              <w:rPr>
+                <w:noProof/>
+                <w:webHidden/>
+              </w:rPr>
+              <w:tab/>
+            </w:r>
+            <w:r>
+              <w:rPr>
+                <w:noProof/>
+                <w:webHidden/>
+              </w:rPr>
+              <w:fldChar w:fldCharType="begin"/>
+            </w:r>
+            <w:r>
+              <w:rPr>
+                <w:noProof/>
+                <w:webHidden/>
+              </w:rPr>
+              <w:instrText xml:space="preserve"> PAGEREF _Toc224166744 \h </w:instrText>
+            </w:r>
+            <w:r>
+              <w:rPr>
+                <w:noProof/>
+                <w:webHidden/>
+              </w:rPr>
+            </w:r>
+            <w:r>
+              <w:rPr>
+                <w:noProof/>
+                <w:webHidden/>
+              </w:rPr>
+              <w:fldChar w:fldCharType="separate"/>
+            </w:r>
+            <w:r>
+              <w:rPr>
+                <w:noProof/>
+                <w:webHidden/>
+              </w:rPr>
+              <w:t>3</w:t>
+            </w:r>
+            <w:r>
+              <w:rPr>
+                <w:noProof/>
+                <w:webHidden/>
+              </w:rPr>
+              <w:fldChar w:fldCharType="end"/>
+            </w:r>
+          </w:hyperlink>
+        </w:p>
+        <w:p>
+          <w:pPr>
+            <w:pStyle w:val="TDC1"/>
+            <w:tabs>
+              <w:tab w:val="right" w:leader="dot" w:pos="9496"/>
+            </w:tabs>
+            <w:rPr>
+              <w:rFonts w:asciiTheme="minorHAnsi" w:eastAsiaTheme="minorEastAsia" w:hAnsiTheme="minorHAnsi" w:cstheme="minorBidi"/>
+              <w:noProof/>
+              <w:kern w:val="2"/>
+              <w:sz w:val="24"/>
+              <w:szCs w:val="24"/>
+              <w14:ligatures w14:val="standardContextual"/>
+            </w:rPr>
+          </w:pPr>
+          <w:hyperlink w:anchor="_Toc224166745" w:history="1">
+            <w:r>
+              <w:rPr>
+                <w:rStyle w:val="Hipervnculo"/>
+                <w:noProof/>
+              </w:rPr>
+              <w:t>2. ESTRUCTURA GENERAL DEL CÓDIGO</w:t>
+            </w:r>
+            <w:r>
+              <w:rPr>
+                <w:noProof/>
+                <w:webHidden/>
+              </w:rPr>
+              <w:tab/>
+            </w:r>
+            <w:r>
+              <w:rPr>
+                <w:noProof/>
+                <w:webHidden/>
+              </w:rPr>
+              <w:fldChar w:fldCharType="begin"/>
+            </w:r>
+            <w:r>
+              <w:rPr>
+                <w:noProof/>
+                <w:webHidden/>
+              </w:rPr>
+              <w:instrText xml:space="preserve"> PAGEREF _Toc224166745 \h </w:instrText>
+            </w:r>
+            <w:r>
+              <w:rPr>
+                <w:noProof/>
+                <w:webHidden/>
+              </w:rPr>
+            </w:r>
+            <w:r>
+              <w:rPr>
+                <w:noProof/>
+                <w:webHidden/>
+              </w:rPr>
+              <w:fldChar w:fldCharType="separate"/>
+            </w:r>
+            <w:r>
+              <w:rPr>
+                <w:noProof/>
+                <w:webHidden/>
+              </w:rPr>
+              <w:t>3</w:t>
+            </w:r>
+            <w:r>
+              <w:rPr>
+                <w:noProof/>
+                <w:webHidden/>
+              </w:rPr>
+              <w:fldChar w:fldCharType="end"/>
+            </w:r>
+          </w:hyperlink>
+        </w:p>
+        <w:p>
+          <w:pPr>
+            <w:pStyle w:val="TDC2"/>
+            <w:tabs>
+              <w:tab w:val="right" w:leader="dot" w:pos="9496"/>
+            </w:tabs>
+            <w:rPr>
+              <w:rFonts w:asciiTheme="minorHAnsi" w:eastAsiaTheme="minorEastAsia" w:hAnsiTheme="minorHAnsi" w:cstheme="minorBidi"/>
+              <w:noProof/>
+              <w:kern w:val="2"/>
+              <w:sz w:val="24"/>
+              <w:szCs w:val="24"/>
+              <w14:ligatures w14:val="standardContextual"/>
+            </w:rPr>
+          </w:pPr>
+          <w:hyperlink w:anchor="_Toc224166746" w:history="1">
+            <w:r>
+              <w:rPr>
+                <w:rStyle w:val="Hipervnculo"/>
+                <w:noProof/>
+              </w:rPr>
+              <w:t>Persistencia en memoria</w:t>
+            </w:r>
+            <w:r>
+              <w:rPr>
+                <w:noProof/>
+                <w:webHidden/>
+              </w:rPr>
+              <w:tab/>
+            </w:r>
+            <w:r>
+              <w:rPr>
+                <w:noProof/>
+                <w:webHidden/>
+              </w:rPr>
+              <w:fldChar w:fldCharType="begin"/>
+            </w:r>
+            <w:r>
+              <w:rPr>
+                <w:noProof/>
+                <w:webHidden/>
+              </w:rPr>
+              <w:instrText xml:space="preserve"> PAGEREF _Toc224166746 \h </w:instrText>
+            </w:r>
+            <w:r>
+              <w:rPr>
+                <w:noProof/>
+                <w:webHidden/>
+              </w:rPr>
+            </w:r>
+            <w:r>
+              <w:rPr>
+                <w:noProof/>
+                <w:webHidden/>
+              </w:rPr>
+              <w:fldChar w:fldCharType="separate"/>
+            </w:r>
+            <w:r>
+              <w:rPr>
+                <w:noProof/>
+                <w:webHidden/>
+              </w:rPr>
+              <w:t>3</w:t>
+            </w:r>
+            <w:r>
+              <w:rPr>
+                <w:noProof/>
+                <w:webHidden/>
+              </w:rPr>
+              <w:fldChar w:fldCharType="end"/>
+            </w:r>
+          </w:hyperlink>
+        </w:p>
+        <w:p>
+          <w:pPr>
+            <w:pStyle w:val="TDC1"/>
+            <w:tabs>
+              <w:tab w:val="right" w:leader="dot" w:pos="9496"/>
+            </w:tabs>
+            <w:rPr>
+              <w:rFonts w:asciiTheme="minorHAnsi" w:eastAsiaTheme="minorEastAsia" w:hAnsiTheme="minorHAnsi" w:cstheme="minorBidi"/>
+              <w:noProof/>
+              <w:kern w:val="2"/>
+              <w:sz w:val="24"/>
+              <w:szCs w:val="24"/>
+              <w14:ligatures w14:val="standardContextual"/>
+            </w:rPr>
+          </w:pPr>
+          <w:hyperlink w:anchor="_Toc224166747" w:history="1">
+            <w:r>
+              <w:rPr>
+                <w:rStyle w:val="Hipervnculo"/>
+                <w:noProof/>
+              </w:rPr>
+              <w:t>3. MODELOS (CLASES)</w:t>
+            </w:r>
+            <w:r>
+              <w:rPr>
+                <w:noProof/>
+                <w:webHidden/>
+              </w:rPr>
+              <w:tab/>
+            </w:r>
+            <w:r>
+              <w:rPr>
+                <w:noProof/>
+                <w:webHidden/>
+              </w:rPr>
+              <w:fldChar w:fldCharType="begin"/>
+            </w:r>
+            <w:r>
+              <w:rPr>
+                <w:noProof/>
+                <w:webHidden/>
+              </w:rPr>
+              <w:instrText xml:space="preserve"> PAGEREF _Toc224166747 \h </w:instrText>
+            </w:r>
+            <w:r>
+              <w:rPr>
+                <w:noProof/>
+                <w:webHidden/>
+              </w:rPr>
+            </w:r>
+            <w:r>
+              <w:rPr>
+                <w:noProof/>
+                <w:webHidden/>
+              </w:rPr>
+              <w:fldChar w:fldCharType="separate"/>
+            </w:r>
+            <w:r>
+              <w:rPr>
+                <w:noProof/>
+                <w:webHidden/>
+              </w:rPr>
+              <w:t>4</w:t>
+            </w:r>
+            <w:r>
+              <w:rPr>
+                <w:noProof/>
+                <w:webHidden/>
+              </w:rPr>
+              <w:fldChar w:fldCharType="end"/>
+            </w:r>
+          </w:hyperlink>
+        </w:p>
+        <w:p>
+          <w:pPr>
+            <w:pStyle w:val="TDC2"/>
+            <w:tabs>
+              <w:tab w:val="right" w:leader="dot" w:pos="9496"/>
+            </w:tabs>
+            <w:rPr>
+              <w:rFonts w:asciiTheme="minorHAnsi" w:eastAsiaTheme="minorEastAsia" w:hAnsiTheme="minorHAnsi" w:cstheme="minorBidi"/>
+              <w:noProof/>
+              <w:kern w:val="2"/>
+              <w:sz w:val="24"/>
+              <w:szCs w:val="24"/>
+              <w14:ligatures w14:val="standardContextual"/>
+            </w:rPr>
+          </w:pPr>
+          <w:hyperlink w:anchor="_Toc224166748" w:history="1">
+            <w:r>
+              <w:rPr>
+                <w:rStyle w:val="Hipervnculo"/>
+                <w:noProof/>
+              </w:rPr>
+              <w:t>Clase Paciente</w:t>
+            </w:r>
+            <w:r>
+              <w:rPr>
+                <w:noProof/>
+                <w:webHidden/>
+              </w:rPr>
+              <w:tab/>
+            </w:r>
+            <w:r>
+              <w:rPr>
+                <w:noProof/>
+                <w:webHidden/>
+              </w:rPr>
+              <w:fldChar w:fldCharType="begin"/>
+            </w:r>
+            <w:r>
+              <w:rPr>
+                <w:noProof/>
+                <w:webHidden/>
+              </w:rPr>
+              <w:instrText xml:space="preserve"> PAGEREF _Toc224166748 \h </w:instrText>
+            </w:r>
+            <w:r>
+              <w:rPr>
+                <w:noProof/>
+                <w:webHidden/>
+              </w:rPr>
+            </w:r>
+            <w:r>
+              <w:rPr>
+                <w:noProof/>
+                <w:webHidden/>
+              </w:rPr>
+              <w:fldChar w:fldCharType="separate"/>
+            </w:r>
+            <w:r>
+              <w:rPr>
+                <w:noProof/>
+                <w:webHidden/>
+              </w:rPr>
+              <w:t>4</w:t>
+            </w:r>
+            <w:r>
+              <w:rPr>
+                <w:noProof/>
+                <w:webHidden/>
+              </w:rPr>
+              <w:fldChar w:fldCharType="end"/>
+            </w:r>
+          </w:hyperlink>
+        </w:p>
+        <w:p>
+          <w:pPr>
+            <w:pStyle w:val="TDC2"/>
+            <w:tabs>
+              <w:tab w:val="right" w:leader="dot" w:pos="9496"/>
+            </w:tabs>
+            <w:rPr>
+              <w:rFonts w:asciiTheme="minorHAnsi" w:eastAsiaTheme="minorEastAsia" w:hAnsiTheme="minorHAnsi" w:cstheme="minorBidi"/>
+              <w:noProof/>
+              <w:kern w:val="2"/>
+              <w:sz w:val="24"/>
+              <w:szCs w:val="24"/>
+              <w14:ligatures w14:val="standardContextual"/>
+            </w:rPr>
+          </w:pPr>
+          <w:hyperlink w:anchor="_Toc224166749" w:history="1">
+            <w:r>
+              <w:rPr>
+                <w:rStyle w:val="Hipervnculo"/>
+                <w:noProof/>
+              </w:rPr>
+              <w:t>Clase Medico</w:t>
+            </w:r>
+            <w:r>
+              <w:rPr>
+                <w:noProof/>
+                <w:webHidden/>
+              </w:rPr>
+              <w:tab/>
+            </w:r>
+            <w:r>
+              <w:rPr>
+                <w:noProof/>
+                <w:webHidden/>
+              </w:rPr>
+              <w:fldChar w:fldCharType="begin"/>
+            </w:r>
+            <w:r>
+              <w:rPr>
+                <w:noProof/>
+                <w:webHidden/>
+              </w:rPr>
+              <w:instrText xml:space="preserve"> PAGEREF _Toc224166749 \h </w:instrText>
+            </w:r>
+            <w:r>
+              <w:rPr>
+                <w:noProof/>
+                <w:webHidden/>
+              </w:rPr>
+            </w:r>
+            <w:r>
+              <w:rPr>
+                <w:noProof/>
+                <w:webHidden/>
+              </w:rPr>
+              <w:fldChar w:fldCharType="separate"/>
+            </w:r>
+            <w:r>
+              <w:rPr>
+                <w:noProof/>
+                <w:webHidden/>
+              </w:rPr>
+              <w:t>4</w:t>
+            </w:r>
+            <w:r>
+              <w:rPr>
+                <w:noProof/>
+                <w:webHidden/>
+              </w:rPr>
+              <w:fldChar w:fldCharType="end"/>
+            </w:r>
+          </w:hyperlink>
+        </w:p>
+        <w:p>
+          <w:pPr>
+            <w:pStyle w:val="TDC2"/>
+            <w:tabs>
+              <w:tab w:val="right" w:leader="dot" w:pos="9496"/>
+            </w:tabs>
+            <w:rPr>
+              <w:rFonts w:asciiTheme="minorHAnsi" w:eastAsiaTheme="minorEastAsia" w:hAnsiTheme="minorHAnsi" w:cstheme="minorBidi"/>
+              <w:noProof/>
+              <w:kern w:val="2"/>
+              <w:sz w:val="24"/>
+              <w:szCs w:val="24"/>
+              <w14:ligatures w14:val="standardContextual"/>
+            </w:rPr>
+          </w:pPr>
+          <w:hyperlink w:anchor="_Toc224166750" w:history="1">
+            <w:r>
+              <w:rPr>
+                <w:rStyle w:val="Hipervnculo"/>
+                <w:noProof/>
+              </w:rPr>
+              <w:t>Clase Cita</w:t>
+            </w:r>
+            <w:r>
+              <w:rPr>
+                <w:noProof/>
+                <w:webHidden/>
+              </w:rPr>
+              <w:tab/>
+            </w:r>
+            <w:r>
+              <w:rPr>
+                <w:noProof/>
+                <w:webHidden/>
+              </w:rPr>
+              <w:fldChar w:fldCharType="begin"/>
+            </w:r>
+            <w:r>
+              <w:rPr>
+                <w:noProof/>
+                <w:webHidden/>
+              </w:rPr>
+              <w:instrText xml:space="preserve"> PAGEREF _Toc224166750 \h </w:instrText>
+            </w:r>
+            <w:r>
+              <w:rPr>
+                <w:noProof/>
+                <w:webHidden/>
+              </w:rPr>
+            </w:r>
+            <w:r>
+              <w:rPr>
+                <w:noProof/>
+                <w:webHidden/>
+              </w:rPr>
+              <w:fldChar w:fldCharType="separate"/>
+            </w:r>
+            <w:r>
+              <w:rPr>
+                <w:noProof/>
+                <w:webHidden/>
+              </w:rPr>
+              <w:t>4</w:t>
+            </w:r>
+            <w:r>
+              <w:rPr>
+                <w:noProof/>
+                <w:webHidden/>
+              </w:rPr>
+              <w:fldChar w:fldCharType="end"/>
+            </w:r>
+          </w:hyperlink>
+        </w:p>
+        <w:p>
+          <w:pPr>
+            <w:pStyle w:val="TDC1"/>
+            <w:tabs>
+              <w:tab w:val="right" w:leader="dot" w:pos="9496"/>
+            </w:tabs>
+            <w:rPr>
+              <w:rFonts w:asciiTheme="minorHAnsi" w:eastAsiaTheme="minorEastAsia" w:hAnsiTheme="minorHAnsi" w:cstheme="minorBidi"/>
+              <w:noProof/>
+              <w:kern w:val="2"/>
+              <w:sz w:val="24"/>
+              <w:szCs w:val="24"/>
+              <w14:ligatures w14:val="standardContextual"/>
+            </w:rPr>
+          </w:pPr>
+          <w:hyperlink w:anchor="_Toc224166751" w:history="1">
+            <w:r>
+              <w:rPr>
+                <w:rStyle w:val="Hipervnculo"/>
+                <w:noProof/>
+              </w:rPr>
+              <w:t>4. ENDPOINTS DE LA API</w:t>
+            </w:r>
+            <w:r>
+              <w:rPr>
+                <w:noProof/>
+                <w:webHidden/>
+              </w:rPr>
+              <w:tab/>
+            </w:r>
+            <w:r>
+              <w:rPr>
+                <w:noProof/>
+                <w:webHidden/>
+              </w:rPr>
+              <w:fldChar w:fldCharType="begin"/>
+            </w:r>
+            <w:r>
+              <w:rPr>
+                <w:noProof/>
+                <w:webHidden/>
+              </w:rPr>
+              <w:instrText xml:space="preserve"> PAGEREF _Toc224166751 \h </w:instrText>
+            </w:r>
+            <w:r>
+              <w:rPr>
+                <w:noProof/>
+                <w:webHidden/>
+              </w:rPr>
+            </w:r>
+            <w:r>
+              <w:rPr>
+                <w:noProof/>
+                <w:webHidden/>
+              </w:rPr>
+              <w:fldChar w:fldCharType="separate"/>
+            </w:r>
+            <w:r>
+              <w:rPr>
+                <w:noProof/>
+                <w:webHidden/>
+              </w:rPr>
+              <w:t>4</w:t>
+            </w:r>
+            <w:r>
+              <w:rPr>
+                <w:noProof/>
+                <w:webHidden/>
+              </w:rPr>
+              <w:fldChar w:fldCharType="end"/>
+            </w:r>
+          </w:hyperlink>
+        </w:p>
+        <w:p>
+          <w:pPr>
+            <w:pStyle w:val="TDC2"/>
+            <w:tabs>
+              <w:tab w:val="right" w:leader="dot" w:pos="9496"/>
+            </w:tabs>
+            <w:rPr>
+              <w:rFonts w:asciiTheme="minorHAnsi" w:eastAsiaTheme="minorEastAsia" w:hAnsiTheme="minorHAnsi" w:cstheme="minorBidi"/>
+              <w:noProof/>
+              <w:kern w:val="2"/>
+              <w:sz w:val="24"/>
+              <w:szCs w:val="24"/>
+              <w14:ligatures w14:val="standardContextual"/>
+            </w:rPr>
+          </w:pPr>
+          <w:hyperlink w:anchor="_Toc224166752" w:history="1">
+            <w:r>
+              <w:rPr>
+                <w:rStyle w:val="Hipervnculo"/>
+                <w:noProof/>
+              </w:rPr>
+              <w:t>4.1 Pacientes — /api/pacientes</w:t>
+            </w:r>
+            <w:r>
+              <w:rPr>
+                <w:noProof/>
+                <w:webHidden/>
+              </w:rPr>
+              <w:tab/>
+            </w:r>
+            <w:r>
+              <w:rPr>
+                <w:noProof/>
+                <w:webHidden/>
+              </w:rPr>
+              <w:fldChar w:fldCharType="begin"/>
+            </w:r>
+            <w:r>
+              <w:rPr>
+                <w:noProof/>
+                <w:webHidden/>
+              </w:rPr>
+              <w:instrText xml:space="preserve"> PAGEREF _Toc224166752 \h </w:instrText>
+            </w:r>
+            <w:r>
+              <w:rPr>
+                <w:noProof/>
+                <w:webHidden/>
+              </w:rPr>
+            </w:r>
+            <w:r>
+              <w:rPr>
+                <w:noProof/>
+                <w:webHidden/>
+              </w:rPr>
+              <w:fldChar w:fldCharType="separate"/>
+            </w:r>
+            <w:r>
+              <w:rPr>
+                <w:noProof/>
+                <w:webHidden/>
+              </w:rPr>
+              <w:t>4</w:t>
+            </w:r>
+            <w:r>
+              <w:rPr>
+                <w:noProof/>
+                <w:webHidden/>
+              </w:rPr>
+              <w:fldChar w:fldCharType="end"/>
+            </w:r>
+          </w:hyperlink>
+        </w:p>
+        <w:p>
+          <w:pPr>
+            <w:pStyle w:val="TDC2"/>
+            <w:tabs>
+              <w:tab w:val="right" w:leader="dot" w:pos="9496"/>
+            </w:tabs>
+            <w:rPr>
+              <w:rFonts w:asciiTheme="minorHAnsi" w:eastAsiaTheme="minorEastAsia" w:hAnsiTheme="minorHAnsi" w:cstheme="minorBidi"/>
+              <w:noProof/>
+              <w:kern w:val="2"/>
+              <w:sz w:val="24"/>
+              <w:szCs w:val="24"/>
+              <w14:ligatures w14:val="standardContextual"/>
+            </w:rPr>
+          </w:pPr>
+          <w:hyperlink w:anchor="_Toc224166753" w:history="1">
+            <w:r>
+              <w:rPr>
+                <w:rStyle w:val="Hipervnculo"/>
+                <w:noProof/>
+              </w:rPr>
+              <w:t>4.2 Médicos — /api/medicos</w:t>
+            </w:r>
+            <w:r>
+              <w:rPr>
+                <w:noProof/>
+                <w:webHidden/>
+              </w:rPr>
+              <w:tab/>
+            </w:r>
+            <w:r>
+              <w:rPr>
+                <w:noProof/>
+                <w:webHidden/>
+              </w:rPr>
+              <w:fldChar w:fldCharType="begin"/>
+            </w:r>
+            <w:r>
+              <w:rPr>
+                <w:noProof/>
+                <w:webHidden/>
+              </w:rPr>
+              <w:instrText xml:space="preserve"> PAGEREF _Toc224166753 \h </w:instrText>
+            </w:r>
+            <w:r>
+              <w:rPr>
+                <w:noProof/>
+                <w:webHidden/>
+              </w:rPr>
+            </w:r>
+            <w:r>
+              <w:rPr>
+                <w:noProof/>
+                <w:webHidden/>
+              </w:rPr>
+              <w:fldChar w:fldCharType="separate"/>
+            </w:r>
+            <w:r>
+              <w:rPr>
+                <w:noProof/>
+                <w:webHidden/>
+              </w:rPr>
+              <w:t>4</w:t>
+            </w:r>
+            <w:r>
+              <w:rPr>
+                <w:noProof/>
+                <w:webHidden/>
+              </w:rPr>
+              <w:fldChar w:fldCharType="end"/>
+            </w:r>
+          </w:hyperlink>
+        </w:p>
+        <w:p>
+          <w:pPr>
+            <w:pStyle w:val="TDC2"/>
+            <w:tabs>
+              <w:tab w:val="right" w:leader="dot" w:pos="9496"/>
+            </w:tabs>
+            <w:rPr>
+              <w:rFonts w:asciiTheme="minorHAnsi" w:eastAsiaTheme="minorEastAsia" w:hAnsiTheme="minorHAnsi" w:cstheme="minorBidi"/>
+              <w:noProof/>
+              <w:kern w:val="2"/>
+              <w:sz w:val="24"/>
+              <w:szCs w:val="24"/>
+              <w14:ligatures w14:val="standardContextual"/>
+            </w:rPr>
+          </w:pPr>
+          <w:hyperlink w:anchor="_Toc224166754" w:history="1">
+            <w:r>
+              <w:rPr>
+                <w:rStyle w:val="Hipervnculo"/>
+                <w:noProof/>
+              </w:rPr>
+              <w:t>4.3 Citas — /api/citas</w:t>
+            </w:r>
+            <w:r>
+              <w:rPr>
+                <w:noProof/>
+                <w:webHidden/>
+              </w:rPr>
+              <w:tab/>
+            </w:r>
+            <w:r>
+              <w:rPr>
+                <w:noProof/>
+                <w:webHidden/>
+              </w:rPr>
+              <w:fldChar w:fldCharType="begin"/>
+            </w:r>
+            <w:r>
+              <w:rPr>
+                <w:noProof/>
+                <w:webHidden/>
+              </w:rPr>
+              <w:instrText xml:space="preserve"> PAGEREF _Toc224166754 \h </w:instrText>
+            </w:r>
+            <w:r>
+              <w:rPr>
+                <w:noProof/>
+                <w:webHidden/>
+              </w:rPr>
+            </w:r>
+            <w:r>
+              <w:rPr>
+                <w:noProof/>
+                <w:webHidden/>
+              </w:rPr>
+              <w:fldChar w:fldCharType="separate"/>
+            </w:r>
+            <w:r>
+              <w:rPr>
+                <w:noProof/>
+                <w:webHidden/>
+              </w:rPr>
+              <w:t>4</w:t>
+            </w:r>
+            <w:r>
+              <w:rPr>
+                <w:noProof/>
+                <w:webHidden/>
+              </w:rPr>
+              <w:fldChar w:fldCharType="end"/>
+            </w:r>
+          </w:hyperlink>
+        </w:p>
+        <w:p>
+          <w:pPr>
+            <w:pStyle w:val="TDC1"/>
+            <w:tabs>
+              <w:tab w:val="right" w:leader="dot" w:pos="9496"/>
+            </w:tabs>
+            <w:rPr>
+              <w:rFonts w:asciiTheme="minorHAnsi" w:eastAsiaTheme="minorEastAsia" w:hAnsiTheme="minorHAnsi" w:cstheme="minorBidi"/>
+              <w:noProof/>
+              <w:kern w:val="2"/>
+              <w:sz w:val="24"/>
+              <w:szCs w:val="24"/>
+              <w14:ligatures w14:val="standardContextual"/>
+            </w:rPr>
+          </w:pPr>
+          <w:hyperlink w:anchor="_Toc224166755" w:history="1">
+            <w:r>
+              <w:rPr>
+                <w:rStyle w:val="Hipervnculo"/>
+                <w:noProof/>
+              </w:rPr>
+              <w:t>5. VALIDACIONES IMPLEMENTADAS</w:t>
+            </w:r>
+            <w:r>
+              <w:rPr>
+                <w:noProof/>
+                <w:webHidden/>
+              </w:rPr>
+              <w:tab/>
+            </w:r>
+            <w:r>
+              <w:rPr>
+                <w:noProof/>
+                <w:webHidden/>
+              </w:rPr>
+              <w:fldChar w:fldCharType="begin"/>
+            </w:r>
+            <w:r>
+              <w:rPr>
+                <w:noProof/>
+                <w:webHidden/>
+              </w:rPr>
+              <w:instrText xml:space="preserve"> PAGEREF _Toc224166755 \h </w:instrText>
+            </w:r>
+            <w:r>
+              <w:rPr>
+                <w:noProof/>
+                <w:webHidden/>
+              </w:rPr>
+            </w:r>
+            <w:r>
+              <w:rPr>
+                <w:noProof/>
+                <w:webHidden/>
+              </w:rPr>
+              <w:fldChar w:fldCharType="separate"/>
+            </w:r>
+            <w:r>
+              <w:rPr>
+                <w:noProof/>
+                <w:webHidden/>
+              </w:rPr>
+              <w:t>5</w:t>
+            </w:r>
+            <w:r>
+              <w:rPr>
+                <w:noProof/>
+                <w:webHidden/>
+              </w:rPr>
+              <w:fldChar w:fldCharType="end"/>
+            </w:r>
+          </w:hyperlink>
+        </w:p>
+        <w:p>
+          <w:pPr>
+            <w:pStyle w:val="TDC1"/>
+            <w:tabs>
+              <w:tab w:val="right" w:leader="dot" w:pos="9496"/>
+            </w:tabs>
+            <w:rPr>
+              <w:rFonts w:asciiTheme="minorHAnsi" w:eastAsiaTheme="minorEastAsia" w:hAnsiTheme="minorHAnsi" w:cstheme="minorBidi"/>
+              <w:noProof/>
+              <w:kern w:val="2"/>
+              <w:sz w:val="24"/>
+              <w:szCs w:val="24"/>
+              <w14:ligatures w14:val="standardContextual"/>
+            </w:rPr>
+          </w:pPr>
+          <w:hyperlink w:anchor="_Toc224166756" w:history="1">
+            <w:r>
+              <w:rPr>
+                <w:rStyle w:val="Hipervnculo"/>
+                <w:noProof/>
+              </w:rPr>
+              <w:t>6. PRUEBAS FUNCIONALES CON POSTMAN</w:t>
+            </w:r>
+            <w:r>
+              <w:rPr>
+                <w:noProof/>
+                <w:webHidden/>
+              </w:rPr>
+              <w:tab/>
+            </w:r>
+            <w:r>
+              <w:rPr>
+                <w:noProof/>
+                <w:webHidden/>
+              </w:rPr>
+              <w:fldChar w:fldCharType="begin"/>
+            </w:r>
+            <w:r>
+              <w:rPr>
+                <w:noProof/>
+                <w:webHidden/>
+              </w:rPr>
+              <w:instrText xml:space="preserve"> PAGEREF _Toc224166756 \h </w:instrText>
+            </w:r>
+            <w:r>
+              <w:rPr>
+                <w:noProof/>
+                <w:webHidden/>
+              </w:rPr>
+            </w:r>
+            <w:r>
+              <w:rPr>
+                <w:noProof/>
+                <w:webHidden/>
+              </w:rPr>
+              <w:fldChar w:fldCharType="separate"/>
+            </w:r>
+            <w:r>
+              <w:rPr>
+                <w:noProof/>
+                <w:webHidden/>
+              </w:rPr>
+              <w:t>5</w:t>
+            </w:r>
+            <w:r>
+              <w:rPr>
+                <w:noProof/>
+                <w:webHidden/>
+              </w:rPr>
+              <w:fldChar w:fldCharType="end"/>
+            </w:r>
+          </w:hyperlink>
+        </w:p>
+        <w:p>
+          <w:pPr>
+            <w:pStyle w:val="TDC2"/>
+            <w:tabs>
+              <w:tab w:val="right" w:leader="dot" w:pos="9496"/>
+            </w:tabs>
+            <w:rPr>
+              <w:rFonts w:asciiTheme="minorHAnsi" w:eastAsiaTheme="minorEastAsia" w:hAnsiTheme="minorHAnsi" w:cstheme="minorBidi"/>
+              <w:noProof/>
+              <w:kern w:val="2"/>
+              <w:sz w:val="24"/>
+              <w:szCs w:val="24"/>
+              <w14:ligatures w14:val="standardContextual"/>
+            </w:rPr>
+          </w:pPr>
+          <w:hyperlink w:anchor="_Toc224166757" w:history="1">
+            <w:r>
+              <w:rPr>
+                <w:rStyle w:val="Hipervnculo"/>
+                <w:noProof/>
+              </w:rPr>
+              <w:t>PACIENTES:</w:t>
+            </w:r>
+            <w:r>
+              <w:rPr>
+                <w:noProof/>
+                <w:webHidden/>
+              </w:rPr>
+              <w:tab/>
+            </w:r>
+            <w:r>
+              <w:rPr>
+                <w:noProof/>
+                <w:webHidden/>
+              </w:rPr>
+              <w:fldChar w:fldCharType="begin"/>
+            </w:r>
+            <w:r>
+              <w:rPr>
+                <w:noProof/>
+                <w:webHidden/>
+              </w:rPr>
+              <w:instrText xml:space="preserve"> PAGEREF _Toc224166757 \h </w:instrText>
+            </w:r>
+            <w:r>
+              <w:rPr>
+                <w:noProof/>
+                <w:webHidden/>
+              </w:rPr>
+            </w:r>
+            <w:r>
+              <w:rPr>
+                <w:noProof/>
+                <w:webHidden/>
+              </w:rPr>
+              <w:fldChar w:fldCharType="separate"/>
+            </w:r>
+            <w:r>
+              <w:rPr>
+                <w:noProof/>
+                <w:webHidden/>
+              </w:rPr>
+              <w:t>5</w:t>
+            </w:r>
+            <w:r>
+              <w:rPr>
+                <w:noProof/>
+                <w:webHidden/>
+              </w:rPr>
+              <w:fldChar w:fldCharType="end"/>
+            </w:r>
+          </w:hyperlink>
+        </w:p>
+        <w:p>
+          <w:pPr>
+            <w:pStyle w:val="TDC3"/>
+            <w:tabs>
+              <w:tab w:val="right" w:leader="dot" w:pos="9496"/>
+            </w:tabs>
+            <w:rPr>
+              <w:rFonts w:asciiTheme="minorHAnsi" w:eastAsiaTheme="minorEastAsia" w:hAnsiTheme="minorHAnsi" w:cstheme="minorBidi"/>
+              <w:noProof/>
+              <w:kern w:val="2"/>
+              <w:sz w:val="24"/>
+              <w:szCs w:val="24"/>
+              <w14:ligatures w14:val="standardContextual"/>
+            </w:rPr>
+          </w:pPr>
+          <w:hyperlink w:anchor="_Toc224166758" w:history="1">
+            <w:r>
+              <w:rPr>
+                <w:rStyle w:val="Hipervnculo"/>
+                <w:noProof/>
+              </w:rPr>
+              <w:t>GET</w:t>
+            </w:r>
+            <w:r>
+              <w:rPr>
+                <w:noProof/>
+                <w:webHidden/>
+              </w:rPr>
+              <w:tab/>
+            </w:r>
+            <w:r>
+              <w:rPr>
+                <w:noProof/>
+                <w:webHidden/>
+              </w:rPr>
+              <w:fldChar w:fldCharType="begin"/>
+            </w:r>
+            <w:r>
+              <w:rPr>
+                <w:noProof/>
+                <w:webHidden/>
+              </w:rPr>
+              <w:instrText xml:space="preserve"> PAGEREF _Toc224166758 \h </w:instrText>
+            </w:r>
+            <w:r>
+              <w:rPr>
+                <w:noProof/>
+                <w:webHidden/>
+              </w:rPr>
+            </w:r>
+            <w:r>
+              <w:rPr>
+                <w:noProof/>
+                <w:webHidden/>
+              </w:rPr>
+              <w:fldChar w:fldCharType="separate"/>
+            </w:r>
+            <w:r>
+              <w:rPr>
+                <w:noProof/>
+                <w:webHidden/>
+              </w:rPr>
+              <w:t>5</w:t>
+            </w:r>
+            <w:r>
+              <w:rPr>
+                <w:noProof/>
+                <w:webHidden/>
+              </w:rPr>
+              <w:fldChar w:fldCharType="end"/>
+            </w:r>
+          </w:hyperlink>
+          <w:hyperlink w:anchor="_Toc224166759" w:history="1">
+            <w:r>
+              <w:rPr>
+                <w:noProof/>
+                <w:webHidden/>
+              </w:rPr>
+              <w:tab/>
+            </w:r>
+            <w:r>
+              <w:rPr>
+                <w:noProof/>
+                <w:webHidden/>
+              </w:rPr>
+              <w:fldChar w:fldCharType="begin"/>
+            </w:r>
+            <w:r>
+              <w:rPr>
+                <w:noProof/>
+                <w:webHidden/>
+              </w:rPr>
+              <w:instrText xml:space="preserve"> PAGEREF _Toc224166759 \h </w:instrText>
+            </w:r>
+            <w:r>
+              <w:rPr>
+                <w:noProof/>
+                <w:webHidden/>
+              </w:rPr>
+            </w:r>
+            <w:r>
+              <w:rPr>
+                <w:noProof/>
+                <w:webHidden/>
+              </w:rPr>
+              <w:fldChar w:fldCharType="separate"/>
+            </w:r>
+            <w:r>
+              <w:rPr>
+                <w:noProof/>
+                <w:webHidden/>
+              </w:rPr>
+              <w:t>6</w:t>
+            </w:r>
+            <w:r>
+              <w:rPr>
+                <w:noProof/>
+                <w:webHidden/>
+              </w:rPr>
+              <w:fldChar w:fldCharType="end"/>
+            </w:r>
+          </w:hyperlink>
+        </w:p>
+        <w:p>
+          <w:pPr>
+            <w:pStyle w:val="TDC3"/>
+            <w:tabs>
+              <w:tab w:val="right" w:leader="dot" w:pos="9496"/>
+            </w:tabs>
+            <w:rPr>
+              <w:rFonts w:asciiTheme="minorHAnsi" w:eastAsiaTheme="minorEastAsia" w:hAnsiTheme="minorHAnsi" w:cstheme="minorBidi"/>
+              <w:noProof/>
+              <w:kern w:val="2"/>
+              <w:sz w:val="24"/>
+              <w:szCs w:val="24"/>
+              <w14:ligatures w14:val="standardContextual"/>
+            </w:rPr>
+          </w:pPr>
+          <w:hyperlink w:anchor="_Toc224166761" w:history="1">
+            <w:r>
+              <w:rPr>
+                <w:rStyle w:val="Hipervnculo"/>
+                <w:noProof/>
+              </w:rPr>
+              <w:t xml:space="preserve">POST: </w:t>
+            </w:r>
+            <w:r>
+              <w:rPr>
+                <w:noProof/>
+                <w:webHidden/>
+              </w:rPr>
+              <w:tab/>
+            </w:r>
+            <w:r>
+              <w:rPr>
+                <w:noProof/>
+                <w:webHidden/>
+              </w:rPr>
+              <w:fldChar w:fldCharType="begin"/>
+            </w:r>
+            <w:r>
+              <w:rPr>
+                <w:noProof/>
+                <w:webHidden/>
+              </w:rPr>
+              <w:instrText xml:space="preserve"> PAGEREF _Toc224166761 \h </w:instrText>
+            </w:r>
+            <w:r>
+              <w:rPr>
+                <w:noProof/>
+                <w:webHidden/>
+              </w:rPr>
+            </w:r>
+            <w:r>
+              <w:rPr>
+                <w:noProof/>
+                <w:webHidden/>
+              </w:rPr>
+              <w:fldChar w:fldCharType="separate"/>
+            </w:r>
+            <w:r>
+              <w:rPr>
+                <w:noProof/>
+                <w:webHidden/>
+              </w:rPr>
+              <w:t>7</w:t>
+            </w:r>
+            <w:r>
+              <w:rPr>
+                <w:noProof/>
+                <w:webHidden/>
+              </w:rPr>
+              <w:fldChar w:fldCharType="end"/>
+            </w:r>
+          </w:hyperlink>
+        </w:p>
+        <w:p>
+          <w:pPr>
+            <w:pStyle w:val="TDC3"/>
+            <w:tabs>
+              <w:tab w:val="right" w:leader="dot" w:pos="9496"/>
+            </w:tabs>
+            <w:rPr>
+              <w:rFonts w:asciiTheme="minorHAnsi" w:eastAsiaTheme="minorEastAsia" w:hAnsiTheme="minorHAnsi" w:cstheme="minorBidi"/>
+              <w:noProof/>
+              <w:kern w:val="2"/>
+              <w:sz w:val="24"/>
+              <w:szCs w:val="24"/>
+              <w14:ligatures w14:val="standardContextual"/>
+            </w:rPr>
+          </w:pPr>
+          <w:hyperlink w:anchor="_Toc224166762" w:history="1">
+            <w:r>
+              <w:rPr>
+                <w:rStyle w:val="Hipervnculo"/>
+                <w:noProof/>
+              </w:rPr>
+              <w:t xml:space="preserve">PUT: </w:t>
+            </w:r>
+            <w:r>
+              <w:rPr>
+                <w:noProof/>
+                <w:webHidden/>
+              </w:rPr>
+              <w:tab/>
+            </w:r>
+            <w:r>
+              <w:rPr>
+                <w:noProof/>
+                <w:webHidden/>
+              </w:rPr>
+              <w:fldChar w:fldCharType="begin"/>
+            </w:r>
+            <w:r>
+              <w:rPr>
+                <w:noProof/>
+                <w:webHidden/>
+              </w:rPr>
+              <w:instrText xml:space="preserve"> PAGEREF _Toc224166762 \h </w:instrText>
+            </w:r>
+            <w:r>
+              <w:rPr>
+                <w:noProof/>
+                <w:webHidden/>
+              </w:rPr>
+            </w:r>
+            <w:r>
+              <w:rPr>
+                <w:noProof/>
+                <w:webHidden/>
+              </w:rPr>
+              <w:fldChar w:fldCharType="separate"/>
+            </w:r>
+            <w:r>
+              <w:rPr>
+                <w:noProof/>
+                <w:webHidden/>
+              </w:rPr>
+              <w:t>7</w:t>
+            </w:r>
+            <w:r>
+              <w:rPr>
+                <w:noProof/>
+                <w:webHidden/>
+              </w:rPr>
+              <w:fldChar w:fldCharType="end"/>
+            </w:r>
+          </w:hyperlink>
+        </w:p>
+        <w:p>
+          <w:pPr>
+            <w:pStyle w:val="TDC3"/>
+            <w:tabs>
+              <w:tab w:val="right" w:leader="dot" w:pos="9496"/>
+            </w:tabs>
+            <w:rPr>
+              <w:rFonts w:asciiTheme="minorHAnsi" w:eastAsiaTheme="minorEastAsia" w:hAnsiTheme="minorHAnsi" w:cstheme="minorBidi"/>
+              <w:noProof/>
+              <w:kern w:val="2"/>
+              <w:sz w:val="24"/>
+              <w:szCs w:val="24"/>
+              <w14:ligatures w14:val="standardContextual"/>
+            </w:rPr>
+          </w:pPr>
+          <w:hyperlink w:anchor="_Toc224166763" w:history="1">
+            <w:r>
+              <w:rPr>
+                <w:rStyle w:val="Hipervnculo"/>
+                <w:noProof/>
+              </w:rPr>
+              <w:t xml:space="preserve">DELETE: </w:t>
+            </w:r>
+            <w:r>
+              <w:rPr>
+                <w:noProof/>
+                <w:webHidden/>
+              </w:rPr>
+              <w:tab/>
+            </w:r>
+            <w:r>
+              <w:rPr>
+                <w:noProof/>
+                <w:webHidden/>
+              </w:rPr>
+              <w:fldChar w:fldCharType="begin"/>
+            </w:r>
+            <w:r>
+              <w:rPr>
+                <w:noProof/>
+                <w:webHidden/>
+              </w:rPr>
+              <w:instrText xml:space="preserve"> PAGEREF _Toc224166763 \h </w:instrText>
+            </w:r>
+            <w:r>
+              <w:rPr>
+                <w:noProof/>
+                <w:webHidden/>
+              </w:rPr>
+            </w:r>
+            <w:r>
+              <w:rPr>
+                <w:noProof/>
+                <w:webHidden/>
+              </w:rPr>
+              <w:fldChar w:fldCharType="separate"/>
+            </w:r>
+            <w:r>
+              <w:rPr>
+                <w:noProof/>
+                <w:webHidden/>
+              </w:rPr>
+              <w:t>8</w:t>
+            </w:r>
+            <w:r>
+              <w:rPr>
+                <w:noProof/>
+                <w:webHidden/>
+              </w:rPr>
+              <w:fldChar w:fldCharType="end"/>
+            </w:r>
+          </w:hyperlink>
+        </w:p>
+        <w:p>
+          <w:pPr>
+            <w:pStyle w:val="TDC2"/>
+            <w:tabs>
+              <w:tab w:val="right" w:leader="dot" w:pos="9496"/>
+            </w:tabs>
+            <w:rPr>
+              <w:rFonts w:asciiTheme="minorHAnsi" w:eastAsiaTheme="minorEastAsia" w:hAnsiTheme="minorHAnsi" w:cstheme="minorBidi"/>
+              <w:noProof/>
+              <w:kern w:val="2"/>
+              <w:sz w:val="24"/>
+              <w:szCs w:val="24"/>
+              <w14:ligatures w14:val="standardContextual"/>
+            </w:rPr>
+          </w:pPr>
+          <w:hyperlink w:anchor="_Toc224166764" w:history="1">
+            <w:r>
+              <w:rPr>
+                <w:rStyle w:val="Hipervnculo"/>
+                <w:noProof/>
+              </w:rPr>
+              <w:t>MEDICOS:</w:t>
+            </w:r>
+            <w:r>
+              <w:rPr>
+                <w:noProof/>
+                <w:webHidden/>
+              </w:rPr>
+              <w:tab/>
+            </w:r>
+            <w:r>
+              <w:rPr>
+                <w:noProof/>
+                <w:webHidden/>
+              </w:rPr>
+              <w:fldChar w:fldCharType="begin"/>
+            </w:r>
+            <w:r>
+              <w:rPr>
+                <w:noProof/>
+                <w:webHidden/>
+              </w:rPr>
+              <w:instrText xml:space="preserve"> PAGEREF _Toc224166764 \h </w:instrText>
+            </w:r>
+            <w:r>
+              <w:rPr>
+                <w:noProof/>
+                <w:webHidden/>
+              </w:rPr>
+            </w:r>
+            <w:r>
+              <w:rPr>
+                <w:noProof/>
+                <w:webHidden/>
+              </w:rPr>
+              <w:fldChar w:fldCharType="separate"/>
+            </w:r>
+            <w:r>
+              <w:rPr>
+                <w:noProof/>
+                <w:webHidden/>
+              </w:rPr>
+              <w:t>8</w:t>
+            </w:r>
+            <w:r>
+              <w:rPr>
+                <w:noProof/>
+                <w:webHidden/>
+              </w:rPr>
+              <w:fldChar w:fldCharType="end"/>
+            </w:r>
+          </w:hyperlink>
+        </w:p>
+        <w:p>
+          <w:pPr>
+            <w:pStyle w:val="TDC3"/>
+            <w:tabs>
+              <w:tab w:val="right" w:leader="dot" w:pos="9496"/>
+            </w:tabs>
+            <w:rPr>
+              <w:rFonts w:asciiTheme="minorHAnsi" w:eastAsiaTheme="minorEastAsia" w:hAnsiTheme="minorHAnsi" w:cstheme="minorBidi"/>
+              <w:noProof/>
+              <w:kern w:val="2"/>
+              <w:sz w:val="24"/>
+              <w:szCs w:val="24"/>
+              <w14:ligatures w14:val="standardContextual"/>
+            </w:rPr>
+          </w:pPr>
+          <w:hyperlink w:anchor="_Toc224166765" w:history="1">
+            <w:r>
+              <w:rPr>
+                <w:rStyle w:val="Hipervnculo"/>
+                <w:noProof/>
+              </w:rPr>
+              <w:t>GET:</w:t>
+            </w:r>
+            <w:r>
+              <w:rPr>
+                <w:noProof/>
+                <w:webHidden/>
+              </w:rPr>
+              <w:tab/>
+            </w:r>
+            <w:r>
+              <w:rPr>
+                <w:noProof/>
+                <w:webHidden/>
+              </w:rPr>
+              <w:fldChar w:fldCharType="begin"/>
+            </w:r>
+            <w:r>
+              <w:rPr>
+                <w:noProof/>
+                <w:webHidden/>
+              </w:rPr>
+              <w:instrText xml:space="preserve"> PAGEREF _Toc224166765 \h </w:instrText>
+            </w:r>
+            <w:r>
+              <w:rPr>
+                <w:noProof/>
+                <w:webHidden/>
+              </w:rPr>
+            </w:r>
+            <w:r>
+              <w:rPr>
+                <w:noProof/>
+                <w:webHidden/>
+              </w:rPr>
+              <w:fldChar w:fldCharType="separate"/>
+            </w:r>
+            <w:r>
+              <w:rPr>
+                <w:noProof/>
+                <w:webHidden/>
+              </w:rPr>
+              <w:t>8</w:t>
+            </w:r>
+            <w:r>
+              <w:rPr>
+                <w:noProof/>
+                <w:webHidden/>
+              </w:rPr>
+              <w:fldChar w:fldCharType="end"/>
+            </w:r>
+          </w:hyperlink>
+          <w:hyperlink w:anchor="_Toc224166767" w:history="1">
+            <w:r>
+              <w:rPr>
+                <w:noProof/>
+                <w:webHidden/>
+              </w:rPr>
+              <w:tab/>
+            </w:r>
+            <w:r>
+              <w:rPr>
+                <w:noProof/>
+                <w:webHidden/>
+              </w:rPr>
+              <w:fldChar w:fldCharType="begin"/>
+            </w:r>
+            <w:r>
+              <w:rPr>
+                <w:noProof/>
+                <w:webHidden/>
+              </w:rPr>
+              <w:instrText xml:space="preserve"> PAGEREF _Toc224166767 \h </w:instrText>
+            </w:r>
+            <w:r>
+              <w:rPr>
+                <w:noProof/>
+                <w:webHidden/>
+              </w:rPr>
+            </w:r>
+            <w:r>
+              <w:rPr>
+                <w:noProof/>
+                <w:webHidden/>
+              </w:rPr>
+              <w:fldChar w:fldCharType="separate"/>
+            </w:r>
+            <w:r>
+              <w:rPr>
+                <w:noProof/>
+                <w:webHidden/>
+              </w:rPr>
+              <w:t>9</w:t>
+            </w:r>
+            <w:r>
+              <w:rPr>
+                <w:noProof/>
+                <w:webHidden/>
+              </w:rPr>
+              <w:fldChar w:fldCharType="end"/>
+            </w:r>
+          </w:hyperlink>
+        </w:p>
+        <w:p>
+          <w:pPr>
+            <w:pStyle w:val="TDC3"/>
+            <w:tabs>
+              <w:tab w:val="right" w:leader="dot" w:pos="9496"/>
+            </w:tabs>
+            <w:rPr>
+              <w:rFonts w:asciiTheme="minorHAnsi" w:eastAsiaTheme="minorEastAsia" w:hAnsiTheme="minorHAnsi" w:cstheme="minorBidi"/>
+              <w:noProof/>
+              <w:kern w:val="2"/>
+              <w:sz w:val="24"/>
+              <w:szCs w:val="24"/>
+              <w14:ligatures w14:val="standardContextual"/>
+            </w:rPr>
+          </w:pPr>
+          <w:hyperlink w:anchor="_Toc224166768" w:history="1">
+            <w:r>
+              <w:rPr>
+                <w:rStyle w:val="Hipervnculo"/>
+                <w:noProof/>
+              </w:rPr>
+              <w:t xml:space="preserve">POST: </w:t>
+            </w:r>
+            <w:r>
+              <w:rPr>
+                <w:noProof/>
+                <w:webHidden/>
+              </w:rPr>
+              <w:tab/>
+            </w:r>
+            <w:r>
+              <w:rPr>
+                <w:noProof/>
+                <w:webHidden/>
+              </w:rPr>
+              <w:fldChar w:fldCharType="begin"/>
+            </w:r>
+            <w:r>
+              <w:rPr>
+                <w:noProof/>
+                <w:webHidden/>
+              </w:rPr>
+              <w:instrText xml:space="preserve"> PAGEREF _Toc224166768 \h </w:instrText>
+            </w:r>
+            <w:r>
+              <w:rPr>
+                <w:noProof/>
+                <w:webHidden/>
+              </w:rPr>
+            </w:r>
+            <w:r>
+              <w:rPr>
+                <w:noProof/>
+                <w:webHidden/>
+              </w:rPr>
+              <w:fldChar w:fldCharType="separate"/>
+            </w:r>
+            <w:r>
+              <w:rPr>
+                <w:noProof/>
+                <w:webHidden/>
+              </w:rPr>
+              <w:t>9</w:t>
+            </w:r>
+            <w:r>
+              <w:rPr>
+                <w:noProof/>
+                <w:webHidden/>
+              </w:rPr>
+              <w:fldChar w:fldCharType="end"/>
+            </w:r>
+          </w:hyperlink>
+        </w:p>
+        <w:p>
+          <w:pPr>
+            <w:pStyle w:val="TDC3"/>
+            <w:tabs>
+              <w:tab w:val="right" w:leader="dot" w:pos="9496"/>
+            </w:tabs>
+            <w:rPr>
+              <w:rFonts w:asciiTheme="minorHAnsi" w:eastAsiaTheme="minorEastAsia" w:hAnsiTheme="minorHAnsi" w:cstheme="minorBidi"/>
+              <w:noProof/>
+              <w:kern w:val="2"/>
+              <w:sz w:val="24"/>
+              <w:szCs w:val="24"/>
+              <w14:ligatures w14:val="standardContextual"/>
+            </w:rPr>
+          </w:pPr>
+          <w:hyperlink w:anchor="_Toc224166769" w:history="1">
+            <w:r>
+              <w:rPr>
+                <w:rStyle w:val="Hipervnculo"/>
+                <w:noProof/>
+              </w:rPr>
+              <w:t xml:space="preserve">PUT: </w:t>
+            </w:r>
+            <w:r>
+              <w:rPr>
+                <w:noProof/>
+                <w:webHidden/>
+              </w:rPr>
+              <w:tab/>
+            </w:r>
+            <w:r>
+              <w:rPr>
+                <w:noProof/>
+                <w:webHidden/>
+              </w:rPr>
+              <w:fldChar w:fldCharType="begin"/>
+            </w:r>
+            <w:r>
+              <w:rPr>
+                <w:noProof/>
+                <w:webHidden/>
+              </w:rPr>
+              <w:instrText xml:space="preserve"> PAGEREF _Toc224166769 \h </w:instrText>
+            </w:r>
+            <w:r>
+              <w:rPr>
+                <w:noProof/>
+                <w:webHidden/>
+              </w:rPr>
+            </w:r>
+            <w:r>
+              <w:rPr>
+                <w:noProof/>
+                <w:webHidden/>
+              </w:rPr>
+              <w:fldChar w:fldCharType="separate"/>
+            </w:r>
+            <w:r>
+              <w:rPr>
+                <w:noProof/>
+                <w:webHidden/>
+              </w:rPr>
+              <w:t>10</w:t>
+            </w:r>
+            <w:r>
+              <w:rPr>
+                <w:noProof/>
+                <w:webHidden/>
+              </w:rPr>
+              <w:fldChar w:fldCharType="end"/>
+            </w:r>
+          </w:hyperlink>
+        </w:p>
+        <w:p>
+          <w:pPr>
+            <w:pStyle w:val="TDC3"/>
+            <w:tabs>
+              <w:tab w:val="right" w:leader="dot" w:pos="9496"/>
+            </w:tabs>
+            <w:rPr>
+              <w:rFonts w:asciiTheme="minorHAnsi" w:eastAsiaTheme="minorEastAsia" w:hAnsiTheme="minorHAnsi" w:cstheme="minorBidi"/>
+              <w:noProof/>
+              <w:kern w:val="2"/>
+              <w:sz w:val="24"/>
+              <w:szCs w:val="24"/>
+              <w14:ligatures w14:val="standardContextual"/>
+            </w:rPr>
+          </w:pPr>
+          <w:hyperlink w:anchor="_Toc224166770" w:history="1">
+            <w:r>
+              <w:rPr>
+                <w:rStyle w:val="Hipervnculo"/>
+                <w:noProof/>
+              </w:rPr>
+              <w:t xml:space="preserve">DELETE: </w:t>
+            </w:r>
+            <w:r>
+              <w:rPr>
+                <w:noProof/>
+                <w:webHidden/>
+              </w:rPr>
+              <w:tab/>
+            </w:r>
+            <w:r>
+              <w:rPr>
+                <w:noProof/>
+                <w:webHidden/>
+              </w:rPr>
+              <w:fldChar w:fldCharType="begin"/>
+            </w:r>
+            <w:r>
+              <w:rPr>
+                <w:noProof/>
+                <w:webHidden/>
+              </w:rPr>
+              <w:instrText xml:space="preserve"> PAGEREF _Toc224166770 \h </w:instrText>
+            </w:r>
+            <w:r>
+              <w:rPr>
+                <w:noProof/>
+                <w:webHidden/>
+              </w:rPr>
+            </w:r>
+            <w:r>
+              <w:rPr>
+                <w:noProof/>
+                <w:webHidden/>
+              </w:rPr>
+              <w:fldChar w:fldCharType="separate"/>
+            </w:r>
+            <w:r>
+              <w:rPr>
+                <w:noProof/>
+                <w:webHidden/>
+              </w:rPr>
+              <w:t>10</w:t>
+            </w:r>
+            <w:r>
+              <w:rPr>
+                <w:noProof/>
+                <w:webHidden/>
+              </w:rPr>
+              <w:fldChar w:fldCharType="end"/>
+            </w:r>
+          </w:hyperlink>
+        </w:p>
+        <w:p>
+          <w:pPr>
+            <w:pStyle w:val="TDC2"/>
+            <w:tabs>
+              <w:tab w:val="right" w:leader="dot" w:pos="9496"/>
+            </w:tabs>
+            <w:rPr>
+              <w:rFonts w:asciiTheme="minorHAnsi" w:eastAsiaTheme="minorEastAsia" w:hAnsiTheme="minorHAnsi" w:cstheme="minorBidi"/>
+              <w:noProof/>
+              <w:kern w:val="2"/>
+              <w:sz w:val="24"/>
+              <w:szCs w:val="24"/>
+              <w14:ligatures w14:val="standardContextual"/>
+            </w:rPr>
+          </w:pPr>
+          <w:hyperlink w:anchor="_Toc224166771" w:history="1">
+            <w:r>
+              <w:rPr>
+                <w:rStyle w:val="Hipervnculo"/>
+                <w:noProof/>
+                <w:lang w:val="en-US"/>
+              </w:rPr>
+              <w:t>CITAS:</w:t>
+            </w:r>
+            <w:r>
+              <w:rPr>
+                <w:noProof/>
+                <w:webHidden/>
+              </w:rPr>
+              <w:tab/>
+            </w:r>
+            <w:r>
+              <w:rPr>
+                <w:noProof/>
+                <w:webHidden/>
+              </w:rPr>
+              <w:fldChar w:fldCharType="begin"/>
+            </w:r>
+            <w:r>
+              <w:rPr>
+                <w:noProof/>
+                <w:webHidden/>
+              </w:rPr>
+              <w:instrText xml:space="preserve"> PAGEREF _Toc224166771 \h </w:instrText>
+            </w:r>
+            <w:r>
+              <w:rPr>
+                <w:noProof/>
+                <w:webHidden/>
+              </w:rPr>
+            </w:r>
+            <w:r>
+              <w:rPr>
+                <w:noProof/>
+                <w:webHidden/>
+              </w:rPr>
+              <w:fldChar w:fldCharType="separate"/>
+            </w:r>
+            <w:r>
+              <w:rPr>
+                <w:noProof/>
+                <w:webHidden/>
+              </w:rPr>
+              <w:t>10</w:t>
+            </w:r>
+            <w:r>
+              <w:rPr>
+                <w:noProof/>
+                <w:webHidden/>
+              </w:rPr>
+              <w:fldChar w:fldCharType="end"/>
+            </w:r>
+          </w:hyperlink>
+        </w:p>
+        <w:p>
+          <w:pPr>
+            <w:pStyle w:val="TDC3"/>
+            <w:tabs>
+              <w:tab w:val="right" w:leader="dot" w:pos="9496"/>
+            </w:tabs>
+            <w:rPr>
+              <w:rFonts w:asciiTheme="minorHAnsi" w:eastAsiaTheme="minorEastAsia" w:hAnsiTheme="minorHAnsi" w:cstheme="minorBidi"/>
+              <w:noProof/>
+              <w:kern w:val="2"/>
+              <w:sz w:val="24"/>
+              <w:szCs w:val="24"/>
+              <w14:ligatures w14:val="standardContextual"/>
+            </w:rPr>
+          </w:pPr>
+          <w:hyperlink w:anchor="_Toc224166772" w:history="1">
+            <w:r>
+              <w:rPr>
+                <w:rStyle w:val="Hipervnculo"/>
+                <w:noProof/>
+                <w:lang w:val="en-US"/>
+              </w:rPr>
+              <w:t xml:space="preserve">GET: </w:t>
+            </w:r>
+            <w:r>
+              <w:rPr>
+                <w:noProof/>
+                <w:webHidden/>
+              </w:rPr>
+              <w:tab/>
+            </w:r>
+            <w:r>
+              <w:rPr>
+                <w:noProof/>
+                <w:webHidden/>
+              </w:rPr>
+              <w:fldChar w:fldCharType="begin"/>
+            </w:r>
+            <w:r>
+              <w:rPr>
+                <w:noProof/>
+                <w:webHidden/>
+              </w:rPr>
+              <w:instrText xml:space="preserve"> PAGEREF _Toc224166772 \h </w:instrText>
+            </w:r>
+            <w:r>
+              <w:rPr>
+                <w:noProof/>
+                <w:webHidden/>
+              </w:rPr>
+            </w:r>
+            <w:r>
+              <w:rPr>
+                <w:noProof/>
+                <w:webHidden/>
+              </w:rPr>
+              <w:fldChar w:fldCharType="separate"/>
+            </w:r>
+            <w:r>
+              <w:rPr>
+                <w:noProof/>
+                <w:webHidden/>
+              </w:rPr>
+              <w:t>11</w:t>
+            </w:r>
+            <w:r>
+              <w:rPr>
+                <w:noProof/>
+                <w:webHidden/>
+              </w:rPr>
+              <w:fldChar w:fldCharType="end"/>
+            </w:r>
+          </w:hyperlink>
+          <w:hyperlink w:anchor="_Toc224166773" w:history="1">
+            <w:r>
+              <w:rPr>
+                <w:noProof/>
+                <w:webHidden/>
+              </w:rPr>
+              <w:tab/>
+            </w:r>
+            <w:r>
+              <w:rPr>
+                <w:noProof/>
+                <w:webHidden/>
+              </w:rPr>
+              <w:fldChar w:fldCharType="begin"/>
+            </w:r>
+            <w:r>
+              <w:rPr>
+                <w:noProof/>
+                <w:webHidden/>
+              </w:rPr>
+              <w:instrText xml:space="preserve"> PAGEREF _Toc224166773 \h </w:instrText>
+            </w:r>
+            <w:r>
+              <w:rPr>
+                <w:noProof/>
+                <w:webHidden/>
+              </w:rPr>
+            </w:r>
+            <w:r>
+              <w:rPr>
+                <w:noProof/>
+                <w:webHidden/>
+              </w:rPr>
+              <w:fldChar w:fldCharType="separate"/>
+            </w:r>
+            <w:r>
+              <w:rPr>
+                <w:noProof/>
+                <w:webHidden/>
+              </w:rPr>
+              <w:t>11</w:t>
+            </w:r>
+            <w:r>
+              <w:rPr>
+                <w:noProof/>
+                <w:webHidden/>
+              </w:rPr>
+              <w:fldChar w:fldCharType="end"/>
+            </w:r>
+          </w:hyperlink>
+        </w:p>
+        <w:p>
+          <w:pPr>
+            <w:pStyle w:val="TDC3"/>
+            <w:tabs>
+              <w:tab w:val="right" w:leader="dot" w:pos="9496"/>
+            </w:tabs>
+            <w:rPr>
+              <w:rFonts w:asciiTheme="minorHAnsi" w:eastAsiaTheme="minorEastAsia" w:hAnsiTheme="minorHAnsi" w:cstheme="minorBidi"/>
+              <w:noProof/>
+              <w:kern w:val="2"/>
+              <w:sz w:val="24"/>
+              <w:szCs w:val="24"/>
+              <w14:ligatures w14:val="standardContextual"/>
+            </w:rPr>
+          </w:pPr>
+          <w:hyperlink w:anchor="_Toc224166774" w:history="1">
+            <w:r>
+              <w:rPr>
+                <w:rStyle w:val="Hipervnculo"/>
+                <w:noProof/>
+                <w:lang w:val="en-US"/>
+              </w:rPr>
+              <w:t xml:space="preserve">POST: </w:t>
+            </w:r>
+            <w:r>
+              <w:rPr>
+                <w:noProof/>
+                <w:webHidden/>
+              </w:rPr>
+              <w:tab/>
+            </w:r>
+            <w:r>
+              <w:rPr>
+                <w:noProof/>
+                <w:webHidden/>
+              </w:rPr>
+              <w:fldChar w:fldCharType="begin"/>
+            </w:r>
+            <w:r>
+              <w:rPr>
+                <w:noProof/>
+                <w:webHidden/>
+              </w:rPr>
+              <w:instrText xml:space="preserve"> PAGEREF _Toc224166774 \h </w:instrText>
+            </w:r>
+            <w:r>
+              <w:rPr>
+                <w:noProof/>
+                <w:webHidden/>
+              </w:rPr>
+            </w:r>
+            <w:r>
+              <w:rPr>
+                <w:noProof/>
+                <w:webHidden/>
+              </w:rPr>
+              <w:fldChar w:fldCharType="separate"/>
+            </w:r>
+            <w:r>
+              <w:rPr>
+                <w:noProof/>
+                <w:webHidden/>
+              </w:rPr>
+              <w:t>12</w:t>
+            </w:r>
+            <w:r>
+              <w:rPr>
+                <w:noProof/>
+                <w:webHidden/>
+              </w:rPr>
+              <w:fldChar w:fldCharType="end"/>
+            </w:r>
+          </w:hyperlink>
+        </w:p>
+        <w:p>
+          <w:pPr>
+            <w:pStyle w:val="TDC3"/>
+            <w:tabs>
+              <w:tab w:val="right" w:leader="dot" w:pos="9496"/>
+            </w:tabs>
+            <w:rPr>
+              <w:rFonts w:asciiTheme="minorHAnsi" w:eastAsiaTheme="minorEastAsia" w:hAnsiTheme="minorHAnsi" w:cstheme="minorBidi"/>
+              <w:noProof/>
+              <w:kern w:val="2"/>
+              <w:sz w:val="24"/>
+              <w:szCs w:val="24"/>
+              <w14:ligatures w14:val="standardContextual"/>
+            </w:rPr>
+          </w:pPr>
+          <w:hyperlink w:anchor="_Toc224166775" w:history="1">
+            <w:r>
+              <w:rPr>
+                <w:rStyle w:val="Hipervnculo"/>
+                <w:noProof/>
+                <w:lang w:val="en-US"/>
+              </w:rPr>
+              <w:t xml:space="preserve">PUT: </w:t>
+            </w:r>
+            <w:r>
+              <w:rPr>
+                <w:noProof/>
+                <w:webHidden/>
+              </w:rPr>
+              <w:tab/>
+            </w:r>
+            <w:r>
+              <w:rPr>
+                <w:noProof/>
+                <w:webHidden/>
+              </w:rPr>
+              <w:fldChar w:fldCharType="begin"/>
+            </w:r>
+            <w:r>
+              <w:rPr>
+                <w:noProof/>
+                <w:webHidden/>
+              </w:rPr>
+              <w:instrText xml:space="preserve"> PAGEREF _Toc224166775 \h </w:instrText>
+            </w:r>
+            <w:r>
+              <w:rPr>
+                <w:noProof/>
+                <w:webHidden/>
+              </w:rPr>
+            </w:r>
+            <w:r>
+              <w:rPr>
+                <w:noProof/>
+                <w:webHidden/>
+              </w:rPr>
+              <w:fldChar w:fldCharType="separate"/>
+            </w:r>
+            <w:r>
+              <w:rPr>
+                <w:noProof/>
+                <w:webHidden/>
+              </w:rPr>
+              <w:t>12</w:t>
+            </w:r>
+            <w:r>
+              <w:rPr>
+                <w:noProof/>
+                <w:webHidden/>
+              </w:rPr>
+              <w:fldChar w:fldCharType="end"/>
+            </w:r>
+          </w:hyperlink>
+        </w:p>
+        <w:p>
+          <w:pPr>
+            <w:pStyle w:val="TDC3"/>
+            <w:tabs>
+              <w:tab w:val="right" w:leader="dot" w:pos="9496"/>
+            </w:tabs>
+            <w:rPr>
+              <w:rFonts w:asciiTheme="minorHAnsi" w:eastAsiaTheme="minorEastAsia" w:hAnsiTheme="minorHAnsi" w:cstheme="minorBidi"/>
+              <w:noProof/>
+              <w:kern w:val="2"/>
+              <w:sz w:val="24"/>
+              <w:szCs w:val="24"/>
+              <w14:ligatures w14:val="standardContextual"/>
+            </w:rPr>
+          </w:pPr>
+          <w:hyperlink w:anchor="_Toc224166776" w:history="1">
+            <w:r>
+              <w:rPr>
+                <w:rStyle w:val="Hipervnculo"/>
+                <w:noProof/>
+                <w:lang w:val="en-US"/>
+              </w:rPr>
+              <w:t>DELETE:</w:t>
+            </w:r>
+            <w:r>
+              <w:rPr>
+                <w:noProof/>
+                <w:webHidden/>
+              </w:rPr>
+              <w:tab/>
+            </w:r>
+            <w:r>
+              <w:rPr>
+                <w:noProof/>
+                <w:webHidden/>
+              </w:rPr>
+              <w:fldChar w:fldCharType="begin"/>
+            </w:r>
+            <w:r>
+              <w:rPr>
+                <w:noProof/>
+                <w:webHidden/>
+              </w:rPr>
+              <w:instrText xml:space="preserve"> PAGEREF _Toc224166776 \h </w:instrText>
+            </w:r>
+            <w:r>
+              <w:rPr>
+                <w:noProof/>
+                <w:webHidden/>
+              </w:rPr>
+            </w:r>
+            <w:r>
+              <w:rPr>
+                <w:noProof/>
+                <w:webHidden/>
+              </w:rPr>
+              <w:fldChar w:fldCharType="separate"/>
+            </w:r>
+            <w:r>
+              <w:rPr>
+                <w:noProof/>
+                <w:webHidden/>
+              </w:rPr>
+              <w:t>12</w:t>
+            </w:r>
+            <w:r>
+              <w:rPr>
+                <w:noProof/>
+                <w:webHidden/>
+              </w:rPr>
+              <w:fldChar w:fldCharType="end"/>
+            </w:r>
+          </w:hyperlink>
+          <w:hyperlink w:anchor="_Toc224166777" w:history="1">
+            <w:r>
+              <w:rPr>
+                <w:noProof/>
+                <w:webHidden/>
+              </w:rPr>
+              <w:tab/>
+            </w:r>
+            <w:r>
+              <w:rPr>
+                <w:noProof/>
+                <w:webHidden/>
+              </w:rPr>
+              <w:fldChar w:fldCharType="begin"/>
+            </w:r>
+            <w:r>
+              <w:rPr>
+                <w:noProof/>
+                <w:webHidden/>
+              </w:rPr>
+              <w:instrText xml:space="preserve"> PAGEREF _Toc224166777 \h </w:instrText>
+            </w:r>
+            <w:r>
+              <w:rPr>
+                <w:noProof/>
+                <w:webHidden/>
+              </w:rPr>
+            </w:r>
+            <w:r>
+              <w:rPr>
+                <w:noProof/>
+                <w:webHidden/>
+              </w:rPr>
+              <w:fldChar w:fldCharType="separate"/>
+            </w:r>
+            <w:r>
+              <w:rPr>
+                <w:noProof/>
+                <w:webHidden/>
+              </w:rPr>
+              <w:t>13</w:t>
+            </w:r>
+            <w:r>
+              <w:rPr>
+                <w:noProof/>
+                <w:webHidden/>
+              </w:rPr>
+              <w:fldChar w:fldCharType="end"/>
+            </w:r>
+          </w:hyperlink>
+        </w:p>
+        <w:p>
+          <w:pPr>
+            <w:pStyle w:val="TDC1"/>
+            <w:tabs>
+              <w:tab w:val="right" w:leader="dot" w:pos="9496"/>
+            </w:tabs>
+            <w:rPr>
+              <w:rFonts w:asciiTheme="minorHAnsi" w:eastAsiaTheme="minorEastAsia" w:hAnsiTheme="minorHAnsi" w:cstheme="minorBidi"/>
+              <w:noProof/>
+              <w:kern w:val="2"/>
+              <w:sz w:val="24"/>
+              <w:szCs w:val="24"/>
+              <w14:ligatures w14:val="standardContextual"/>
+            </w:rPr>
+          </w:pPr>
+          <w:hyperlink w:anchor="_Toc224166778" w:history="1">
+            <w:r>
+              <w:rPr>
+                <w:rStyle w:val="Hipervnculo"/>
+                <w:noProof/>
+              </w:rPr>
+              <w:t>7. REPOSITORIO Y CONCLUSIONES</w:t>
+            </w:r>
+            <w:r>
+              <w:rPr>
+                <w:noProof/>
+                <w:webHidden/>
+              </w:rPr>
+              <w:tab/>
+            </w:r>
+            <w:r>
+              <w:rPr>
+                <w:noProof/>
+                <w:webHidden/>
+              </w:rPr>
+              <w:fldChar w:fldCharType="begin"/>
+            </w:r>
+            <w:r>
+              <w:rPr>
+                <w:noProof/>
+                <w:webHidden/>
+              </w:rPr>
+              <w:instrText xml:space="preserve"> PAGEREF _Toc224166778 \h </w:instrText>
+            </w:r>
+            <w:r>
+              <w:rPr>
+                <w:noProof/>
+                <w:webHidden/>
+              </w:rPr>
+            </w:r>
+            <w:r>
+              <w:rPr>
+                <w:noProof/>
+                <w:webHidden/>
+              </w:rPr>
+              <w:fldChar w:fldCharType="separate"/>
+            </w:r>
+            <w:r>
+              <w:rPr>
+                <w:noProof/>
+                <w:webHidden/>
+              </w:rPr>
+              <w:t>13</w:t>
+            </w:r>
+            <w:r>
+              <w:rPr>
+                <w:noProof/>
+                <w:webHidden/>
+              </w:rPr>
+              <w:fldChar w:fldCharType="end"/>
+            </w:r>
+          </w:hyperlink>
+        </w:p>
+        <w:p>
+          <w:pPr>
+            <w:pStyle w:val="TDC2"/>
+            <w:tabs>
+              <w:tab w:val="right" w:leader="dot" w:pos="9496"/>
+            </w:tabs>
+            <w:rPr>
+              <w:rFonts w:asciiTheme="minorHAnsi" w:eastAsiaTheme="minorEastAsia" w:hAnsiTheme="minorHAnsi" w:cstheme="minorBidi"/>
+              <w:noProof/>
+              <w:kern w:val="2"/>
+              <w:sz w:val="24"/>
+              <w:szCs w:val="24"/>
+              <w14:ligatures w14:val="standardContextual"/>
+            </w:rPr>
+          </w:pPr>
+          <w:hyperlink w:anchor="_Toc224166779" w:history="1">
+            <w:r>
+              <w:rPr>
+                <w:rStyle w:val="Hipervnculo"/>
+                <w:noProof/>
+              </w:rPr>
+              <w:t>Enlace del repositorio</w:t>
+            </w:r>
+            <w:r>
+              <w:rPr>
+                <w:noProof/>
+                <w:webHidden/>
+              </w:rPr>
+              <w:tab/>
+            </w:r>
+            <w:r>
+              <w:rPr>
+                <w:noProof/>
+                <w:webHidden/>
+              </w:rPr>
+              <w:fldChar w:fldCharType="begin"/>
+            </w:r>
+            <w:r>
+              <w:rPr>
+                <w:noProof/>
+                <w:webHidden/>
+              </w:rPr>
+              <w:instrText xml:space="preserve"> PAGEREF _Toc224166779 \h </w:instrText>
+            </w:r>
+            <w:r>
+              <w:rPr>
+                <w:noProof/>
+                <w:webHidden/>
+              </w:rPr>
+            </w:r>
+            <w:r>
+              <w:rPr>
+                <w:noProof/>
+                <w:webHidden/>
+              </w:rPr>
+              <w:fldChar w:fldCharType="separate"/>
+            </w:r>
+            <w:r>
+              <w:rPr>
+                <w:noProof/>
+                <w:webHidden/>
+              </w:rPr>
+              <w:t>13</w:t>
+            </w:r>
+            <w:r>
+              <w:rPr>
+                <w:noProof/>
+                <w:webHidden/>
+              </w:rPr>
+              <w:fldChar w:fldCharType="end"/>
+            </w:r>
+          </w:hyperlink>
+        </w:p>
+        <w:p>
+          <w:pPr>
+            <w:pStyle w:val="TDC2"/>
+            <w:tabs>
+              <w:tab w:val="right" w:leader="dot" w:pos="9496"/>
+            </w:tabs>
+            <w:rPr>
+              <w:rFonts w:asciiTheme="minorHAnsi" w:eastAsiaTheme="minorEastAsia" w:hAnsiTheme="minorHAnsi" w:cstheme="minorBidi"/>
+              <w:noProof/>
+              <w:kern w:val="2"/>
+              <w:sz w:val="24"/>
+              <w:szCs w:val="24"/>
+              <w14:ligatures w14:val="standardContextual"/>
+            </w:rPr>
+          </w:pPr>
+          <w:hyperlink w:anchor="_Toc224166780" w:history="1">
+            <w:r>
+              <w:rPr>
+                <w:rStyle w:val="Hipervnculo"/>
+                <w:noProof/>
+              </w:rPr>
+              <w:t>Conclusiones</w:t>
+            </w:r>
+            <w:r>
+              <w:rPr>
+                <w:noProof/>
+                <w:webHidden/>
+              </w:rPr>
+              <w:tab/>
+            </w:r>
+            <w:r>
+              <w:rPr>
+                <w:noProof/>
+                <w:webHidden/>
+              </w:rPr>
+              <w:fldChar w:fldCharType="begin"/>
+            </w:r>
+            <w:r>
+              <w:rPr>
+                <w:noProof/>
+                <w:webHidden/>
+              </w:rPr>
+              <w:instrText xml:space="preserve"> PAGEREF _Toc224166780 \h </w:instrText>
+            </w:r>
+            <w:r>
+              <w:rPr>
+                <w:noProof/>
+                <w:webHidden/>
+              </w:rPr>
+            </w:r>
+            <w:r>
+              <w:rPr>
+                <w:noProof/>
+                <w:webHidden/>
+              </w:rPr>
+              <w:fldChar w:fldCharType="separate"/>
+            </w:r>
+            <w:r>
+              <w:rPr>
+                <w:noProof/>
+                <w:webHidden/>
+              </w:rPr>
+              <w:t>13</w:t>
+            </w:r>
+            <w:r>
+              <w:rPr>
+                <w:noProof/>
+                <w:webHidden/>
+              </w:rPr>
+              <w:fldChar w:fldCharType="end"/>
+            </w:r>
+          </w:hyperlink>
+        </w:p>
+        <w:p>
+          <w:r>
+            <w:rPr>
+              <w:b/>
+              <w:bCs/>
+              <w:lang w:val="es-MX"/>
+            </w:rPr>
+            <w:fldChar w:fldCharType="end"/>
+          </w:r>
+        </w:p>
+      </w:sdtContent>
+    </w:sdt>
+    <w:p/>
+    <w:p/>
+    <w:p/>
+    <w:p/>
+    <w:p/>
+    <w:p/>
+    <w:p>
       <w:pPr>
         <w:pStyle w:val="Ttulo1"/>
       </w:pPr>
-      <w:r>
-        <w:t>1. DESCRIPCIÓN DEL PROYECTO</w:t>
-      </w:r>
+      <w:bookmarkStart w:id="0" w:name="_Toc224166744"/>
+      <w:r>
+        <w:lastRenderedPageBreak/>
+        <w:t xml:space="preserve">1. </w:t>
+      </w:r>
+      <w:r>
+        <w:t>DESCRIPCIÓN DEL PROYECTO</w:t>
+      </w:r>
+      <w:bookmarkEnd w:id="0"/>
     </w:p>
     <w:p>
       <w:pPr>
@@ -863,9 +3393,14 @@
       <w:pPr>
         <w:pStyle w:val="Ttulo1"/>
       </w:pPr>
-      <w:r>
-        <w:t>2. ESTRUCTURA GENERAL DEL CÓDIGO</w:t>
-      </w:r>
+      <w:bookmarkStart w:id="1" w:name="_Toc224166745"/>
+      <w:r>
+        <w:t>2</w:t>
+      </w:r>
+      <w:r>
+        <w:t>. ESTRUCTURA GENERAL DEL CÓDIGO</w:t>
+      </w:r>
+      <w:bookmarkEnd w:id="1"/>
     </w:p>
     <w:p>
       <w:pPr>
@@ -903,6 +3438,65 @@
       <w:pPr>
         <w:spacing w:after="100"/>
       </w:pPr>
+      <w:r>
+        <w:drawing>
+          <wp:anchor distT="0" distB="0" distL="114300" distR="114300" simplePos="0" relativeHeight="251673600" behindDoc="1" locked="0" layoutInCell="1" allowOverlap="1" wp14:anchorId="7D789B95" wp14:editId="4D713BAC">
+            <wp:simplePos x="0" y="0"/>
+            <wp:positionH relativeFrom="margin">
+              <wp:align>center</wp:align>
+            </wp:positionH>
+            <wp:positionV relativeFrom="paragraph">
+              <wp:posOffset>9525</wp:posOffset>
+            </wp:positionV>
+            <wp:extent cx="4982270" cy="2886478"/>
+            <wp:effectExtent l="0" t="0" r="0" b="9525"/>
+            <wp:wrapTight wrapText="bothSides">
+              <wp:wrapPolygon edited="0">
+                <wp:start x="0" y="0"/>
+                <wp:lineTo x="0" y="21529"/>
+                <wp:lineTo x="21473" y="21529"/>
+                <wp:lineTo x="21473" y="0"/>
+                <wp:lineTo x="0" y="0"/>
+              </wp:wrapPolygon>
+            </wp:wrapTight>
+            <wp:docPr id="1659454375" name="Imagen 1"/>
+            <wp:cNvGraphicFramePr>
+              <a:graphicFrameLocks xmlns:a="http://schemas.openxmlformats.org/drawingml/2006/main" noChangeAspect="1"/>
+            </wp:cNvGraphicFramePr>
+            <a:graphic xmlns:a="http://schemas.openxmlformats.org/drawingml/2006/main">
+              <a:graphicData uri="http://schemas.openxmlformats.org/drawingml/2006/picture">
+                <pic:pic xmlns:pic="http://schemas.openxmlformats.org/drawingml/2006/picture">
+                  <pic:nvPicPr>
+                    <pic:cNvPr id="1659454375" name=""/>
+                    <pic:cNvPicPr/>
+                  </pic:nvPicPr>
+                  <pic:blipFill>
+                    <a:blip r:embed="rId9">
+                      <a:extLst>
+                        <a:ext uri="{28A0092B-C50C-407E-A947-70E740481C1C}">
+                          <a14:useLocalDpi xmlns:a14="http://schemas.microsoft.com/office/drawing/2010/main" val="0"/>
+                        </a:ext>
+                      </a:extLst>
+                    </a:blip>
+                    <a:stretch>
+                      <a:fillRect/>
+                    </a:stretch>
+                  </pic:blipFill>
+                  <pic:spPr>
+                    <a:xfrm>
+                      <a:off x="0" y="0"/>
+                      <a:ext cx="4982270" cy="2886478"/>
+                    </a:xfrm>
+                    <a:prstGeom prst="rect">
+                      <a:avLst/>
+                    </a:prstGeom>
+                  </pic:spPr>
+                </pic:pic>
+              </a:graphicData>
+            </a:graphic>
+          </wp:anchor>
+        </w:drawing>
+      </w:r>
     </w:p>
     <w:p>
       <w:pPr>
@@ -1426,9 +4020,11 @@
       <w:pPr>
         <w:pStyle w:val="Ttulo2"/>
       </w:pPr>
+      <w:bookmarkStart w:id="2" w:name="_Toc224166746"/>
       <w:r>
         <w:t>Persistencia en memoria</w:t>
       </w:r>
+      <w:bookmarkEnd w:id="2"/>
     </w:p>
     <w:p>
       <w:pPr>
@@ -1446,6 +4042,7 @@
           <w:szCs w:val="16"/>
           <w:lang w:val="en-US"/>
         </w:rPr>
+        <w:lastRenderedPageBreak/>
         <w:t>private static List&lt;</w:t>
       </w:r>
       <w:proofErr w:type="spellStart"/>
@@ -1712,17 +4309,21 @@
       <w:pPr>
         <w:pStyle w:val="Ttulo1"/>
       </w:pPr>
+      <w:bookmarkStart w:id="3" w:name="_Toc224166747"/>
       <w:r>
         <w:t>3. MODELOS (CLASES)</w:t>
       </w:r>
+      <w:bookmarkEnd w:id="3"/>
     </w:p>
     <w:p>
       <w:pPr>
         <w:pStyle w:val="Ttulo2"/>
       </w:pPr>
+      <w:bookmarkStart w:id="4" w:name="_Toc224166748"/>
       <w:r>
         <w:t>Clase Paciente</w:t>
       </w:r>
+      <w:bookmarkEnd w:id="4"/>
     </w:p>
     <w:p>
       <w:pPr>
@@ -2052,7 +4653,6 @@
           <w:szCs w:val="16"/>
           <w:lang w:val="en-US"/>
         </w:rPr>
-        <w:lastRenderedPageBreak/>
         <w:t xml:space="preserve">    [Required][</w:t>
       </w:r>
       <w:proofErr w:type="spellStart"/>
@@ -2274,9 +4874,11 @@
       <w:pPr>
         <w:pStyle w:val="Ttulo2"/>
       </w:pPr>
+      <w:bookmarkStart w:id="5" w:name="_Toc224166749"/>
       <w:r>
         <w:t>Clase Medico</w:t>
       </w:r>
+      <w:bookmarkEnd w:id="5"/>
     </w:p>
     <w:p>
       <w:pPr>
@@ -2700,9 +5302,11 @@
       <w:pPr>
         <w:pStyle w:val="Ttulo2"/>
       </w:pPr>
+      <w:bookmarkStart w:id="6" w:name="_Toc224166750"/>
       <w:r>
         <w:t>Clase Cita</w:t>
       </w:r>
+      <w:bookmarkEnd w:id="6"/>
     </w:p>
     <w:p>
       <w:pPr>
@@ -3202,27 +5806,26 @@
         <w:t>}</w:t>
       </w:r>
     </w:p>
-    <w:p>
-      <w:r>
-        <w:br w:type="page"/>
-      </w:r>
-    </w:p>
+    <w:p/>
     <w:p>
       <w:pPr>
         <w:pStyle w:val="Ttulo1"/>
       </w:pPr>
-      <w:r>
-        <w:lastRenderedPageBreak/>
+      <w:bookmarkStart w:id="7" w:name="_Toc224166751"/>
+      <w:r>
         <w:t>4. ENDPOINTS DE LA API</w:t>
       </w:r>
+      <w:bookmarkEnd w:id="7"/>
     </w:p>
     <w:p>
       <w:pPr>
         <w:pStyle w:val="Ttulo2"/>
       </w:pPr>
+      <w:bookmarkStart w:id="8" w:name="_Toc224166752"/>
       <w:r>
         <w:t>4.1 Pacientes — /api/pacientes</w:t>
       </w:r>
+      <w:bookmarkEnd w:id="8"/>
     </w:p>
     <w:tbl>
       <w:tblPr>
@@ -4003,6 +6606,7 @@
       <w:pPr>
         <w:pStyle w:val="Ttulo2"/>
       </w:pPr>
+      <w:bookmarkStart w:id="9" w:name="_Toc224166753"/>
       <w:r>
         <w:t>4.2 Médicos — /api/</w:t>
       </w:r>
@@ -4010,6 +6614,7 @@
       <w:r>
         <w:t>medicos</w:t>
       </w:r>
+      <w:bookmarkEnd w:id="9"/>
       <w:proofErr w:type="spellEnd"/>
     </w:p>
     <w:tbl>
@@ -4479,6 +7084,7 @@
                 <w:sz w:val="16"/>
                 <w:szCs w:val="16"/>
               </w:rPr>
+              <w:lastRenderedPageBreak/>
               <w:t>POST</w:t>
             </w:r>
           </w:p>
@@ -4873,9 +7479,11 @@
       <w:pPr>
         <w:pStyle w:val="Ttulo2"/>
       </w:pPr>
+      <w:bookmarkStart w:id="10" w:name="_Toc224166754"/>
       <w:r>
         <w:t>4.3 Citas — /api/citas</w:t>
       </w:r>
+      <w:bookmarkEnd w:id="10"/>
     </w:p>
     <w:tbl>
       <w:tblPr>
@@ -5693,9 +8301,11 @@
       <w:pPr>
         <w:pStyle w:val="Ttulo1"/>
       </w:pPr>
+      <w:bookmarkStart w:id="11" w:name="_Toc224166755"/>
       <w:r>
         <w:t>5. VALIDACIONES IMPLEMENTADAS</w:t>
       </w:r>
+      <w:bookmarkEnd w:id="11"/>
     </w:p>
     <w:tbl>
       <w:tblPr>
@@ -6199,6 +8809,76 @@
           </w:p>
         </w:tc>
       </w:tr>
+      <w:tr>
+        <w:tc>
+          <w:tcPr>
+            <w:tcW w:w="2800" w:type="dxa"/>
+            <w:tcBorders>
+              <w:top w:val="single" w:sz="1" w:space="0" w:color="CCCCCC"/>
+              <w:left w:val="single" w:sz="1" w:space="0" w:color="CCCCCC"/>
+              <w:bottom w:val="single" w:sz="1" w:space="0" w:color="CCCCCC"/>
+              <w:right w:val="single" w:sz="1" w:space="0" w:color="CCCCCC"/>
+            </w:tcBorders>
+            <w:shd w:val="clear" w:color="auto" w:fill="FFFFFF"/>
+            <w:tcMar>
+              <w:top w:w="60" w:type="dxa"/>
+              <w:left w:w="120" w:type="dxa"/>
+              <w:bottom w:w="60" w:type="dxa"/>
+              <w:right w:w="120" w:type="dxa"/>
+            </w:tcMar>
+            <w:vAlign w:val="center"/>
+          </w:tcPr>
+          <w:p>
+            <w:pPr>
+              <w:rPr>
+                <w:sz w:val="18"/>
+                <w:szCs w:val="18"/>
+              </w:rPr>
+            </w:pPr>
+            <w:r>
+              <w:rPr>
+                <w:sz w:val="18"/>
+                <w:szCs w:val="18"/>
+              </w:rPr>
+              <w:t>Especialidades</w:t>
+            </w:r>
+          </w:p>
+        </w:tc>
+        <w:tc>
+          <w:tcPr>
+            <w:tcW w:w="6200" w:type="dxa"/>
+            <w:tcBorders>
+              <w:top w:val="single" w:sz="1" w:space="0" w:color="CCCCCC"/>
+              <w:left w:val="single" w:sz="1" w:space="0" w:color="CCCCCC"/>
+              <w:bottom w:val="single" w:sz="1" w:space="0" w:color="CCCCCC"/>
+              <w:right w:val="single" w:sz="1" w:space="0" w:color="CCCCCC"/>
+            </w:tcBorders>
+            <w:shd w:val="clear" w:color="auto" w:fill="FFFFFF"/>
+            <w:tcMar>
+              <w:top w:w="60" w:type="dxa"/>
+              <w:left w:w="120" w:type="dxa"/>
+              <w:bottom w:w="60" w:type="dxa"/>
+              <w:right w:w="120" w:type="dxa"/>
+            </w:tcMar>
+            <w:vAlign w:val="center"/>
+          </w:tcPr>
+          <w:p>
+            <w:pPr>
+              <w:rPr>
+                <w:sz w:val="18"/>
+                <w:szCs w:val="18"/>
+              </w:rPr>
+            </w:pPr>
+            <w:r>
+              <w:rPr>
+                <w:sz w:val="18"/>
+                <w:szCs w:val="18"/>
+              </w:rPr>
+              <w:t>En PUT no puede agregar especialidad fuera de las ya registradas.</w:t>
+            </w:r>
+          </w:p>
+        </w:tc>
+      </w:tr>
     </w:tbl>
     <w:p>
       <w:pPr>
@@ -6214,9 +8894,11 @@
       <w:pPr>
         <w:pStyle w:val="Ttulo1"/>
       </w:pPr>
+      <w:bookmarkStart w:id="12" w:name="_Toc224166756"/>
       <w:r>
         <w:t>6. PRUEBAS FUNCIONALES CON POSTMAN</w:t>
       </w:r>
+      <w:bookmarkEnd w:id="12"/>
     </w:p>
     <w:p>
       <w:pPr>
@@ -6244,48 +8926,39 @@
     </w:p>
     <w:p>
       <w:pPr>
-        <w:spacing w:after="100"/>
-      </w:pPr>
-    </w:p>
-    <w:p>
-      <w:pPr>
-        <w:spacing w:after="100"/>
-      </w:pPr>
-    </w:p>
-    <w:p>
-      <w:pPr>
-        <w:spacing w:after="100"/>
-        <w:rPr>
-          <w:b/>
-          <w:bCs/>
-          <w:color w:val="1A3A5C"/>
-          <w:sz w:val="28"/>
-          <w:szCs w:val="28"/>
-        </w:rPr>
-      </w:pPr>
-      <w:r>
-        <w:rPr>
-          <w:b/>
-          <w:bCs/>
+        <w:pStyle w:val="Ttulo2"/>
+      </w:pPr>
+      <w:bookmarkStart w:id="13" w:name="_Toc224166757"/>
+      <w:r>
+        <w:t>PACIENTES:</w:t>
+      </w:r>
+      <w:bookmarkEnd w:id="13"/>
+    </w:p>
+    <w:p>
+      <w:pPr>
+        <w:pStyle w:val="Ttulo3"/>
+      </w:pPr>
+      <w:bookmarkStart w:id="14" w:name="_Toc224166758"/>
+      <w:r>
+        <w:t>GET</w:t>
+      </w:r>
+      <w:bookmarkEnd w:id="14"/>
+    </w:p>
+    <w:p>
+      <w:pPr>
+        <w:pStyle w:val="Ttulo2"/>
+      </w:pPr>
+      <w:bookmarkStart w:id="15" w:name="_Toc224166759"/>
+      <w:r>
+        <w:rPr>
           <w:noProof/>
-          <w:color w:val="1A3A5C"/>
-          <w:sz w:val="28"/>
-          <w:szCs w:val="28"/>
         </w:rPr>
         <w:lastRenderedPageBreak/>
         <w:drawing>
-          <wp:anchor distT="0" distB="0" distL="114300" distR="114300" simplePos="0" relativeHeight="251661312" behindDoc="0" locked="0" layoutInCell="1" allowOverlap="1" wp14:anchorId="7BC82835" wp14:editId="6FE1241B">
-            <wp:simplePos x="0" y="0"/>
-            <wp:positionH relativeFrom="column">
-              <wp:posOffset>3409950</wp:posOffset>
-            </wp:positionH>
-            <wp:positionV relativeFrom="page">
-              <wp:posOffset>4095750</wp:posOffset>
-            </wp:positionV>
-            <wp:extent cx="3143250" cy="1938020"/>
-            <wp:effectExtent l="0" t="0" r="0" b="5080"/>
-            <wp:wrapTopAndBottom/>
-            <wp:docPr id="651147091" name="Imagen 4"/>
+          <wp:inline distT="0" distB="0" distL="0" distR="0" wp14:anchorId="6EF76DDD" wp14:editId="253EBBD6">
+            <wp:extent cx="6018028" cy="3912737"/>
+            <wp:effectExtent l="0" t="0" r="1905" b="0"/>
+            <wp:docPr id="122805229" name="Imagen 20"/>
             <wp:cNvGraphicFramePr>
               <a:graphicFrameLocks xmlns:a="http://schemas.openxmlformats.org/drawingml/2006/main" noChangeAspect="1"/>
             </wp:cNvGraphicFramePr>
@@ -6293,58 +8966,77 @@
               <a:graphicData uri="http://schemas.openxmlformats.org/drawingml/2006/picture">
                 <pic:pic xmlns:pic="http://schemas.openxmlformats.org/drawingml/2006/picture">
                   <pic:nvPicPr>
-                    <pic:cNvPr id="651147091" name="Imagen 651147091"/>
-                    <pic:cNvPicPr/>
+                    <pic:cNvPr id="0" name="Picture 18"/>
+                    <pic:cNvPicPr>
+                      <a:picLocks noChangeAspect="1" noChangeArrowheads="1"/>
+                    </pic:cNvPicPr>
                   </pic:nvPicPr>
                   <pic:blipFill>
-                    <a:blip r:embed="rId8" cstate="print">
+                    <a:blip r:embed="rId10">
                       <a:extLst>
                         <a:ext uri="{28A0092B-C50C-407E-A947-70E740481C1C}">
                           <a14:useLocalDpi xmlns:a14="http://schemas.microsoft.com/office/drawing/2010/main" val="0"/>
                         </a:ext>
                       </a:extLst>
                     </a:blip>
+                    <a:srcRect/>
                     <a:stretch>
                       <a:fillRect/>
                     </a:stretch>
                   </pic:blipFill>
-                  <pic:spPr>
+                  <pic:spPr bwMode="auto">
                     <a:xfrm>
                       <a:off x="0" y="0"/>
-                      <a:ext cx="3143250" cy="1938020"/>
+                      <a:ext cx="6022251" cy="3915482"/>
                     </a:xfrm>
                     <a:prstGeom prst="rect">
                       <a:avLst/>
                     </a:prstGeom>
+                    <a:noFill/>
                   </pic:spPr>
                 </pic:pic>
               </a:graphicData>
             </a:graphic>
-          </wp:anchor>
+          </wp:inline>
         </w:drawing>
       </w:r>
-      <w:r>
-        <w:rPr>
-          <w:b/>
-          <w:bCs/>
+      <w:bookmarkEnd w:id="15"/>
+    </w:p>
+    <w:p>
+      <w:pPr>
+        <w:pStyle w:val="Ttulo2"/>
+        <w:rPr>
+          <w:lang w:val="en-US"/>
+        </w:rPr>
+      </w:pPr>
+      <w:bookmarkStart w:id="16" w:name="_Toc224166760"/>
+      <w:r>
+        <w:rPr>
+          <w:lang w:val="en-US"/>
+        </w:rPr>
+        <w:t>:</w:t>
+      </w:r>
+      <w:r>
+        <w:rPr>
+          <w:lang w:val="en-US"/>
+        </w:rPr>
+        <w:br/>
+      </w:r>
+      <w:r>
+        <w:rPr>
+          <w:lang w:val="en-US"/>
+        </w:rPr>
+        <w:br/>
+      </w:r>
+      <w:r>
+        <w:rPr>
           <w:noProof/>
-          <w:color w:val="1A3A5C"/>
-          <w:sz w:val="28"/>
-          <w:szCs w:val="28"/>
         </w:rPr>
         <w:drawing>
-          <wp:anchor distT="0" distB="0" distL="114300" distR="114300" simplePos="0" relativeHeight="251660288" behindDoc="0" locked="0" layoutInCell="1" allowOverlap="1" wp14:anchorId="46851F12" wp14:editId="78910E5E">
-            <wp:simplePos x="0" y="0"/>
-            <wp:positionH relativeFrom="margin">
-              <wp:align>left</wp:align>
-            </wp:positionH>
-            <wp:positionV relativeFrom="page">
-              <wp:posOffset>4152900</wp:posOffset>
-            </wp:positionV>
-            <wp:extent cx="3333750" cy="1668145"/>
-            <wp:effectExtent l="0" t="0" r="0" b="8255"/>
-            <wp:wrapTopAndBottom/>
-            <wp:docPr id="1023231932" name="Imagen 3"/>
+          <wp:inline distT="0" distB="0" distL="0" distR="0" wp14:anchorId="6F74914B" wp14:editId="29535998">
+            <wp:extent cx="6049926" cy="3769201"/>
+            <wp:effectExtent l="0" t="0" r="8255" b="3175"/>
+            <wp:docPr id="1451154644" name="Imagen 15"/>
             <wp:cNvGraphicFramePr>
               <a:graphicFrameLocks xmlns:a="http://schemas.openxmlformats.org/drawingml/2006/main" noChangeAspect="1"/>
             </wp:cNvGraphicFramePr>
@@ -6352,58 +9044,72 @@
               <a:graphicData uri="http://schemas.openxmlformats.org/drawingml/2006/picture">
                 <pic:pic xmlns:pic="http://schemas.openxmlformats.org/drawingml/2006/picture">
                   <pic:nvPicPr>
-                    <pic:cNvPr id="1023231932" name="Imagen 1023231932"/>
-                    <pic:cNvPicPr/>
+                    <pic:cNvPr id="0" name="Picture 13"/>
+                    <pic:cNvPicPr>
+                      <a:picLocks noChangeAspect="1" noChangeArrowheads="1"/>
+                    </pic:cNvPicPr>
                   </pic:nvPicPr>
                   <pic:blipFill>
-                    <a:blip r:embed="rId9" cstate="print">
+                    <a:blip r:embed="rId11">
                       <a:extLst>
                         <a:ext uri="{28A0092B-C50C-407E-A947-70E740481C1C}">
                           <a14:useLocalDpi xmlns:a14="http://schemas.microsoft.com/office/drawing/2010/main" val="0"/>
                         </a:ext>
                       </a:extLst>
                     </a:blip>
+                    <a:srcRect/>
                     <a:stretch>
                       <a:fillRect/>
                     </a:stretch>
                   </pic:blipFill>
-                  <pic:spPr>
+                  <pic:spPr bwMode="auto">
                     <a:xfrm>
                       <a:off x="0" y="0"/>
-                      <a:ext cx="3333750" cy="1668145"/>
+                      <a:ext cx="6086702" cy="3792113"/>
                     </a:xfrm>
                     <a:prstGeom prst="rect">
                       <a:avLst/>
                     </a:prstGeom>
+                    <a:noFill/>
                   </pic:spPr>
                 </pic:pic>
               </a:graphicData>
             </a:graphic>
-          </wp:anchor>
+          </wp:inline>
         </w:drawing>
       </w:r>
-      <w:r>
-        <w:rPr>
-          <w:b/>
-          <w:bCs/>
+      <w:bookmarkEnd w:id="16"/>
+    </w:p>
+    <w:p>
+      <w:pPr>
+        <w:pStyle w:val="Ttulo3"/>
+        <w:rPr>
+          <w:lang w:val="en-US"/>
+        </w:rPr>
+      </w:pPr>
+      <w:bookmarkStart w:id="17" w:name="_Toc224166761"/>
+      <w:r>
+        <w:rPr>
+          <w:lang w:val="en-US"/>
+        </w:rPr>
+        <w:lastRenderedPageBreak/>
+        <w:t>POST:</w:t>
+      </w:r>
+      <w:r>
+        <w:rPr>
+          <w:lang w:val="en-US"/>
+        </w:rPr>
+        <w:br/>
+      </w:r>
+      <w:r>
+        <w:rPr>
           <w:noProof/>
-          <w:color w:val="1A3A5C"/>
-          <w:sz w:val="28"/>
-          <w:szCs w:val="28"/>
         </w:rPr>
         <w:drawing>
-          <wp:anchor distT="0" distB="0" distL="114300" distR="114300" simplePos="0" relativeHeight="251658240" behindDoc="0" locked="0" layoutInCell="1" allowOverlap="1" wp14:anchorId="7FB47743" wp14:editId="413DBD39">
-            <wp:simplePos x="0" y="0"/>
-            <wp:positionH relativeFrom="page">
-              <wp:posOffset>4417060</wp:posOffset>
-            </wp:positionH>
-            <wp:positionV relativeFrom="page">
-              <wp:posOffset>1885950</wp:posOffset>
-            </wp:positionV>
-            <wp:extent cx="2781300" cy="1807845"/>
-            <wp:effectExtent l="0" t="0" r="0" b="1905"/>
-            <wp:wrapTopAndBottom/>
-            <wp:docPr id="42343711" name="Imagen 5"/>
+          <wp:inline distT="0" distB="0" distL="0" distR="0" wp14:anchorId="0E55537F" wp14:editId="5F53C16F">
+            <wp:extent cx="6528400" cy="4025735"/>
+            <wp:effectExtent l="0" t="0" r="6350" b="0"/>
+            <wp:docPr id="847151968" name="Imagen 17"/>
             <wp:cNvGraphicFramePr>
               <a:graphicFrameLocks xmlns:a="http://schemas.openxmlformats.org/drawingml/2006/main" noChangeAspect="1"/>
             </wp:cNvGraphicFramePr>
@@ -6411,58 +9117,71 @@
               <a:graphicData uri="http://schemas.openxmlformats.org/drawingml/2006/picture">
                 <pic:pic xmlns:pic="http://schemas.openxmlformats.org/drawingml/2006/picture">
                   <pic:nvPicPr>
-                    <pic:cNvPr id="42343711" name="Imagen 42343711"/>
-                    <pic:cNvPicPr/>
+                    <pic:cNvPr id="0" name="Picture 15"/>
+                    <pic:cNvPicPr>
+                      <a:picLocks noChangeAspect="1" noChangeArrowheads="1"/>
+                    </pic:cNvPicPr>
                   </pic:nvPicPr>
                   <pic:blipFill>
-                    <a:blip r:embed="rId10" cstate="print">
+                    <a:blip r:embed="rId12">
                       <a:extLst>
                         <a:ext uri="{28A0092B-C50C-407E-A947-70E740481C1C}">
                           <a14:useLocalDpi xmlns:a14="http://schemas.microsoft.com/office/drawing/2010/main" val="0"/>
                         </a:ext>
                       </a:extLst>
                     </a:blip>
+                    <a:srcRect/>
                     <a:stretch>
                       <a:fillRect/>
                     </a:stretch>
                   </pic:blipFill>
-                  <pic:spPr>
+                  <pic:spPr bwMode="auto">
                     <a:xfrm>
                       <a:off x="0" y="0"/>
-                      <a:ext cx="2781300" cy="1807845"/>
+                      <a:ext cx="6535638" cy="4030199"/>
                     </a:xfrm>
                     <a:prstGeom prst="rect">
                       <a:avLst/>
                     </a:prstGeom>
+                    <a:noFill/>
                   </pic:spPr>
                 </pic:pic>
               </a:graphicData>
             </a:graphic>
-          </wp:anchor>
+          </wp:inline>
         </w:drawing>
       </w:r>
-      <w:r>
-        <w:rPr>
-          <w:b/>
-          <w:bCs/>
+      <w:bookmarkEnd w:id="17"/>
+    </w:p>
+    <w:p>
+      <w:pPr>
+        <w:pStyle w:val="Ttulo3"/>
+        <w:rPr>
+          <w:lang w:val="en-US"/>
+        </w:rPr>
+      </w:pPr>
+      <w:bookmarkStart w:id="18" w:name="_Toc224166762"/>
+      <w:r>
+        <w:rPr>
+          <w:lang w:val="en-US"/>
+        </w:rPr>
+        <w:t>PUT:</w:t>
+      </w:r>
+      <w:r>
+        <w:rPr>
+          <w:lang w:val="en-US"/>
+        </w:rPr>
+        <w:br/>
+      </w:r>
+      <w:r>
+        <w:rPr>
           <w:noProof/>
-          <w:color w:val="1A3A5C"/>
-          <w:sz w:val="28"/>
-          <w:szCs w:val="28"/>
         </w:rPr>
         <w:drawing>
-          <wp:anchor distT="0" distB="0" distL="114300" distR="114300" simplePos="0" relativeHeight="251659264" behindDoc="0" locked="0" layoutInCell="1" allowOverlap="1" wp14:anchorId="70CCE446" wp14:editId="5BE026CF">
-            <wp:simplePos x="0" y="0"/>
-            <wp:positionH relativeFrom="margin">
-              <wp:align>left</wp:align>
-            </wp:positionH>
-            <wp:positionV relativeFrom="page">
-              <wp:posOffset>1771650</wp:posOffset>
-            </wp:positionV>
-            <wp:extent cx="3475990" cy="2057400"/>
-            <wp:effectExtent l="0" t="0" r="0" b="0"/>
-            <wp:wrapTopAndBottom/>
-            <wp:docPr id="1788959530" name="Imagen 2"/>
+          <wp:inline distT="0" distB="0" distL="0" distR="0" wp14:anchorId="7D686729" wp14:editId="4C60EF14">
+            <wp:extent cx="6578930" cy="3292791"/>
+            <wp:effectExtent l="0" t="0" r="0" b="3175"/>
+            <wp:docPr id="206739357" name="Imagen 18"/>
             <wp:cNvGraphicFramePr>
               <a:graphicFrameLocks xmlns:a="http://schemas.openxmlformats.org/drawingml/2006/main" noChangeAspect="1"/>
             </wp:cNvGraphicFramePr>
@@ -6470,85 +9189,72 @@
               <a:graphicData uri="http://schemas.openxmlformats.org/drawingml/2006/picture">
                 <pic:pic xmlns:pic="http://schemas.openxmlformats.org/drawingml/2006/picture">
                   <pic:nvPicPr>
-                    <pic:cNvPr id="1788959530" name="Imagen 1788959530"/>
-                    <pic:cNvPicPr/>
+                    <pic:cNvPr id="0" name="Picture 16"/>
+                    <pic:cNvPicPr>
+                      <a:picLocks noChangeAspect="1" noChangeArrowheads="1"/>
+                    </pic:cNvPicPr>
                   </pic:nvPicPr>
                   <pic:blipFill>
-                    <a:blip r:embed="rId11" cstate="print">
+                    <a:blip r:embed="rId13">
                       <a:extLst>
                         <a:ext uri="{28A0092B-C50C-407E-A947-70E740481C1C}">
                           <a14:useLocalDpi xmlns:a14="http://schemas.microsoft.com/office/drawing/2010/main" val="0"/>
                         </a:ext>
                       </a:extLst>
                     </a:blip>
+                    <a:srcRect/>
                     <a:stretch>
                       <a:fillRect/>
                     </a:stretch>
                   </pic:blipFill>
-                  <pic:spPr>
+                  <pic:spPr bwMode="auto">
                     <a:xfrm>
                       <a:off x="0" y="0"/>
-                      <a:ext cx="3475990" cy="2057400"/>
+                      <a:ext cx="6596136" cy="3301403"/>
                     </a:xfrm>
                     <a:prstGeom prst="rect">
                       <a:avLst/>
                     </a:prstGeom>
+                    <a:noFill/>
                   </pic:spPr>
                 </pic:pic>
               </a:graphicData>
             </a:graphic>
-          </wp:anchor>
+          </wp:inline>
         </w:drawing>
       </w:r>
-      <w:r>
-        <w:rPr>
-          <w:b/>
-          <w:bCs/>
-          <w:color w:val="1A3A5C"/>
-          <w:sz w:val="28"/>
-          <w:szCs w:val="28"/>
-        </w:rPr>
-        <w:t>PACIENTES:</w:t>
-      </w:r>
-    </w:p>
-    <w:p>
-      <w:pPr>
-        <w:spacing w:after="100"/>
-        <w:rPr>
-          <w:b/>
-          <w:bCs/>
-          <w:color w:val="1A3A5C"/>
-          <w:sz w:val="28"/>
-          <w:szCs w:val="28"/>
-        </w:rPr>
-      </w:pPr>
-    </w:p>
-    <w:p>
-      <w:pPr>
-        <w:spacing w:after="100"/>
-      </w:pPr>
-      <w:r>
-        <w:rPr>
-          <w:b/>
-          <w:bCs/>
+      <w:bookmarkEnd w:id="18"/>
+    </w:p>
+    <w:p>
+      <w:pPr>
+        <w:pStyle w:val="Ttulo3"/>
+        <w:rPr>
+          <w:lang w:val="en-US"/>
+        </w:rPr>
+      </w:pPr>
+      <w:bookmarkStart w:id="19" w:name="_Toc224166763"/>
+      <w:r>
+        <w:rPr>
+          <w:lang w:val="en-US"/>
+        </w:rPr>
+        <w:lastRenderedPageBreak/>
+        <w:t>DELETE:</w:t>
+      </w:r>
+      <w:r>
+        <w:rPr>
+          <w:lang w:val="en-US"/>
+        </w:rPr>
+        <w:br/>
+      </w:r>
+      <w:r>
+        <w:rPr>
           <w:noProof/>
-          <w:color w:val="1A3A5C"/>
-          <w:sz w:val="28"/>
-          <w:szCs w:val="28"/>
         </w:rPr>
         <w:drawing>
-          <wp:anchor distT="0" distB="0" distL="114300" distR="114300" simplePos="0" relativeHeight="251662336" behindDoc="0" locked="0" layoutInCell="1" allowOverlap="1" wp14:anchorId="49736979" wp14:editId="4564EE8F">
-            <wp:simplePos x="0" y="0"/>
-            <wp:positionH relativeFrom="margin">
-              <wp:align>center</wp:align>
-            </wp:positionH>
-            <wp:positionV relativeFrom="page">
-              <wp:posOffset>6262370</wp:posOffset>
-            </wp:positionV>
-            <wp:extent cx="3486150" cy="2050415"/>
-            <wp:effectExtent l="0" t="0" r="0" b="6985"/>
-            <wp:wrapTopAndBottom/>
-            <wp:docPr id="785135101" name="Imagen 6"/>
+          <wp:inline distT="0" distB="0" distL="0" distR="0" wp14:anchorId="2637FB38" wp14:editId="048821B1">
+            <wp:extent cx="6600988" cy="3906981"/>
+            <wp:effectExtent l="0" t="0" r="0" b="0"/>
+            <wp:docPr id="1705781617" name="Imagen 19"/>
             <wp:cNvGraphicFramePr>
               <a:graphicFrameLocks xmlns:a="http://schemas.openxmlformats.org/drawingml/2006/main" noChangeAspect="1"/>
             </wp:cNvGraphicFramePr>
@@ -6556,85 +9262,88 @@
               <a:graphicData uri="http://schemas.openxmlformats.org/drawingml/2006/picture">
                 <pic:pic xmlns:pic="http://schemas.openxmlformats.org/drawingml/2006/picture">
                   <pic:nvPicPr>
-                    <pic:cNvPr id="785135101" name="Imagen 785135101"/>
-                    <pic:cNvPicPr/>
+                    <pic:cNvPr id="0" name="Picture 17"/>
+                    <pic:cNvPicPr>
+                      <a:picLocks noChangeAspect="1" noChangeArrowheads="1"/>
+                    </pic:cNvPicPr>
                   </pic:nvPicPr>
                   <pic:blipFill>
-                    <a:blip r:embed="rId12" cstate="print">
+                    <a:blip r:embed="rId14">
                       <a:extLst>
                         <a:ext uri="{28A0092B-C50C-407E-A947-70E740481C1C}">
                           <a14:useLocalDpi xmlns:a14="http://schemas.microsoft.com/office/drawing/2010/main" val="0"/>
                         </a:ext>
                       </a:extLst>
                     </a:blip>
+                    <a:srcRect/>
                     <a:stretch>
                       <a:fillRect/>
                     </a:stretch>
                   </pic:blipFill>
-                  <pic:spPr>
+                  <pic:spPr bwMode="auto">
                     <a:xfrm>
                       <a:off x="0" y="0"/>
-                      <a:ext cx="3486150" cy="2050415"/>
+                      <a:ext cx="6610692" cy="3912725"/>
                     </a:xfrm>
                     <a:prstGeom prst="rect">
                       <a:avLst/>
                     </a:prstGeom>
+                    <a:noFill/>
                   </pic:spPr>
                 </pic:pic>
               </a:graphicData>
             </a:graphic>
-            <wp14:sizeRelH relativeFrom="margin">
-              <wp14:pctWidth>0</wp14:pctWidth>
-            </wp14:sizeRelH>
-            <wp14:sizeRelV relativeFrom="margin">
-              <wp14:pctHeight>0</wp14:pctHeight>
-            </wp14:sizeRelV>
-          </wp:anchor>
+          </wp:inline>
         </w:drawing>
       </w:r>
-    </w:p>
-    <w:p>
-      <w:pPr>
-        <w:pStyle w:val="Ttulo1"/>
-      </w:pPr>
-    </w:p>
-    <w:p>
-      <w:pPr>
-        <w:pStyle w:val="Ttulo1"/>
-      </w:pPr>
-    </w:p>
-    <w:p>
-      <w:pPr>
-        <w:pStyle w:val="Ttulo1"/>
-      </w:pPr>
-    </w:p>
-    <w:p>
-      <w:pPr>
-        <w:pStyle w:val="Ttulo1"/>
-      </w:pPr>
-    </w:p>
-    <w:p>
-      <w:pPr>
-        <w:pStyle w:val="Ttulo1"/>
-      </w:pPr>
+      <w:bookmarkEnd w:id="19"/>
+    </w:p>
+    <w:p>
+      <w:pPr>
+        <w:pStyle w:val="Ttulo2"/>
+        <w:rPr>
+          <w:lang w:val="en-US"/>
+        </w:rPr>
+      </w:pPr>
+      <w:bookmarkStart w:id="20" w:name="_Toc224166764"/>
+      <w:r>
+        <w:rPr>
+          <w:lang w:val="en-US"/>
+        </w:rPr>
+        <w:t>MEDICOS:</w:t>
+      </w:r>
+      <w:bookmarkEnd w:id="20"/>
+    </w:p>
+    <w:p>
+      <w:pPr>
+        <w:pStyle w:val="Ttulo3"/>
+        <w:rPr>
+          <w:lang w:val="en-US"/>
+        </w:rPr>
+      </w:pPr>
+      <w:bookmarkStart w:id="21" w:name="_Toc224166765"/>
+      <w:r>
+        <w:rPr>
+          <w:lang w:val="en-US"/>
+        </w:rPr>
+        <w:t>GET:</w:t>
+      </w:r>
+      <w:bookmarkEnd w:id="21"/>
+    </w:p>
+    <w:p>
+      <w:pPr>
+        <w:pStyle w:val="Ttulo2"/>
+      </w:pPr>
+      <w:bookmarkStart w:id="22" w:name="_Toc224166766"/>
       <w:r>
         <w:rPr>
           <w:noProof/>
         </w:rPr>
-        <w:lastRenderedPageBreak/>
         <w:drawing>
-          <wp:anchor distT="0" distB="0" distL="114300" distR="114300" simplePos="0" relativeHeight="251666432" behindDoc="0" locked="0" layoutInCell="1" allowOverlap="1" wp14:anchorId="7B187129" wp14:editId="7ECE24C1">
-            <wp:simplePos x="0" y="0"/>
-            <wp:positionH relativeFrom="column">
-              <wp:posOffset>2781300</wp:posOffset>
-            </wp:positionH>
-            <wp:positionV relativeFrom="page">
-              <wp:posOffset>3663950</wp:posOffset>
-            </wp:positionV>
-            <wp:extent cx="3655060" cy="1734820"/>
-            <wp:effectExtent l="0" t="0" r="2540" b="0"/>
-            <wp:wrapTopAndBottom/>
-            <wp:docPr id="699535660" name="Imagen 10"/>
+          <wp:inline distT="0" distB="0" distL="0" distR="0" wp14:anchorId="05F8490F" wp14:editId="72689C2B">
+            <wp:extent cx="6578930" cy="4121901"/>
+            <wp:effectExtent l="0" t="0" r="0" b="0"/>
+            <wp:docPr id="1801304454" name="Imagen 7"/>
             <wp:cNvGraphicFramePr>
               <a:graphicFrameLocks xmlns:a="http://schemas.openxmlformats.org/drawingml/2006/main" noChangeAspect="1"/>
             </wp:cNvGraphicFramePr>
@@ -6642,59 +9351,57 @@
               <a:graphicData uri="http://schemas.openxmlformats.org/drawingml/2006/picture">
                 <pic:pic xmlns:pic="http://schemas.openxmlformats.org/drawingml/2006/picture">
                   <pic:nvPicPr>
-                    <pic:cNvPr id="699535660" name="Imagen 699535660"/>
-                    <pic:cNvPicPr/>
+                    <pic:cNvPr id="0" name="Picture 7"/>
+                    <pic:cNvPicPr>
+                      <a:picLocks noChangeAspect="1" noChangeArrowheads="1"/>
+                    </pic:cNvPicPr>
                   </pic:nvPicPr>
                   <pic:blipFill>
-                    <a:blip r:embed="rId13" cstate="print">
+                    <a:blip r:embed="rId15">
                       <a:extLst>
                         <a:ext uri="{28A0092B-C50C-407E-A947-70E740481C1C}">
                           <a14:useLocalDpi xmlns:a14="http://schemas.microsoft.com/office/drawing/2010/main" val="0"/>
                         </a:ext>
                       </a:extLst>
                     </a:blip>
+                    <a:srcRect/>
                     <a:stretch>
                       <a:fillRect/>
                     </a:stretch>
                   </pic:blipFill>
-                  <pic:spPr>
+                  <pic:spPr bwMode="auto">
                     <a:xfrm>
                       <a:off x="0" y="0"/>
-                      <a:ext cx="3655060" cy="1734820"/>
+                      <a:ext cx="6598667" cy="4134267"/>
                     </a:xfrm>
                     <a:prstGeom prst="rect">
                       <a:avLst/>
                     </a:prstGeom>
+                    <a:noFill/>
                   </pic:spPr>
                 </pic:pic>
               </a:graphicData>
             </a:graphic>
-            <wp14:sizeRelH relativeFrom="margin">
-              <wp14:pctWidth>0</wp14:pctWidth>
-            </wp14:sizeRelH>
-            <wp14:sizeRelV relativeFrom="margin">
-              <wp14:pctHeight>0</wp14:pctHeight>
-            </wp14:sizeRelV>
-          </wp:anchor>
+          </wp:inline>
         </w:drawing>
       </w:r>
+      <w:bookmarkEnd w:id="22"/>
+    </w:p>
+    <w:p>
+      <w:pPr>
+        <w:pStyle w:val="Ttulo2"/>
+      </w:pPr>
+      <w:bookmarkStart w:id="23" w:name="_Toc224166767"/>
       <w:r>
         <w:rPr>
           <w:noProof/>
         </w:rPr>
+        <w:lastRenderedPageBreak/>
         <w:drawing>
-          <wp:anchor distT="0" distB="0" distL="114300" distR="114300" simplePos="0" relativeHeight="251665408" behindDoc="0" locked="0" layoutInCell="1" allowOverlap="1" wp14:anchorId="02800CCF" wp14:editId="0C9BD2BB">
-            <wp:simplePos x="0" y="0"/>
-            <wp:positionH relativeFrom="margin">
-              <wp:posOffset>-517525</wp:posOffset>
-            </wp:positionH>
-            <wp:positionV relativeFrom="page">
-              <wp:posOffset>3714750</wp:posOffset>
-            </wp:positionV>
-            <wp:extent cx="3165475" cy="1764665"/>
-            <wp:effectExtent l="0" t="0" r="0" b="6985"/>
-            <wp:wrapTopAndBottom/>
-            <wp:docPr id="659970270" name="Imagen 9"/>
+          <wp:inline distT="0" distB="0" distL="0" distR="0" wp14:anchorId="2354451B" wp14:editId="5E3D5AB7">
+            <wp:extent cx="6677713" cy="3170712"/>
+            <wp:effectExtent l="0" t="0" r="8890" b="0"/>
+            <wp:docPr id="1323590372" name="Imagen 8"/>
             <wp:cNvGraphicFramePr>
               <a:graphicFrameLocks xmlns:a="http://schemas.openxmlformats.org/drawingml/2006/main" noChangeAspect="1"/>
             </wp:cNvGraphicFramePr>
@@ -6702,59 +9409,71 @@
               <a:graphicData uri="http://schemas.openxmlformats.org/drawingml/2006/picture">
                 <pic:pic xmlns:pic="http://schemas.openxmlformats.org/drawingml/2006/picture">
                   <pic:nvPicPr>
-                    <pic:cNvPr id="659970270" name="Imagen 659970270"/>
-                    <pic:cNvPicPr/>
+                    <pic:cNvPr id="0" name="Picture 8"/>
+                    <pic:cNvPicPr>
+                      <a:picLocks noChangeAspect="1" noChangeArrowheads="1"/>
+                    </pic:cNvPicPr>
                   </pic:nvPicPr>
                   <pic:blipFill>
-                    <a:blip r:embed="rId14" cstate="print">
+                    <a:blip r:embed="rId16">
                       <a:extLst>
                         <a:ext uri="{28A0092B-C50C-407E-A947-70E740481C1C}">
                           <a14:useLocalDpi xmlns:a14="http://schemas.microsoft.com/office/drawing/2010/main" val="0"/>
                         </a:ext>
                       </a:extLst>
                     </a:blip>
+                    <a:srcRect/>
                     <a:stretch>
                       <a:fillRect/>
                     </a:stretch>
                   </pic:blipFill>
-                  <pic:spPr>
+                  <pic:spPr bwMode="auto">
                     <a:xfrm>
                       <a:off x="0" y="0"/>
-                      <a:ext cx="3165475" cy="1764665"/>
+                      <a:ext cx="6692500" cy="3177733"/>
                     </a:xfrm>
                     <a:prstGeom prst="rect">
                       <a:avLst/>
                     </a:prstGeom>
+                    <a:noFill/>
                   </pic:spPr>
                 </pic:pic>
               </a:graphicData>
             </a:graphic>
-            <wp14:sizeRelH relativeFrom="margin">
-              <wp14:pctWidth>0</wp14:pctWidth>
-            </wp14:sizeRelH>
-            <wp14:sizeRelV relativeFrom="margin">
-              <wp14:pctHeight>0</wp14:pctHeight>
-            </wp14:sizeRelV>
-          </wp:anchor>
+          </wp:inline>
         </w:drawing>
       </w:r>
+      <w:bookmarkEnd w:id="23"/>
+    </w:p>
+    <w:p>
+      <w:pPr>
+        <w:pStyle w:val="Ttulo3"/>
+        <w:rPr>
+          <w:lang w:val="en-US"/>
+        </w:rPr>
+      </w:pPr>
+      <w:bookmarkStart w:id="24" w:name="_Toc224166768"/>
+      <w:r>
+        <w:rPr>
+          <w:lang w:val="en-US"/>
+        </w:rPr>
+        <w:t>POST:</w:t>
+      </w:r>
+      <w:r>
+        <w:rPr>
+          <w:lang w:val="en-US"/>
+        </w:rPr>
+        <w:br/>
+      </w:r>
       <w:r>
         <w:rPr>
           <w:noProof/>
         </w:rPr>
         <w:drawing>
-          <wp:anchor distT="0" distB="0" distL="114300" distR="114300" simplePos="0" relativeHeight="251664384" behindDoc="0" locked="0" layoutInCell="1" allowOverlap="1" wp14:anchorId="1B86D816" wp14:editId="3EC45273">
-            <wp:simplePos x="0" y="0"/>
-            <wp:positionH relativeFrom="margin">
-              <wp:align>right</wp:align>
-            </wp:positionH>
-            <wp:positionV relativeFrom="page">
-              <wp:posOffset>1477010</wp:posOffset>
-            </wp:positionV>
-            <wp:extent cx="3143250" cy="1799590"/>
+          <wp:inline distT="0" distB="0" distL="0" distR="0" wp14:anchorId="04702A7E" wp14:editId="689C14E0">
+            <wp:extent cx="6668489" cy="3716976"/>
             <wp:effectExtent l="0" t="0" r="0" b="0"/>
-            <wp:wrapTopAndBottom/>
-            <wp:docPr id="1449664342" name="Imagen 8"/>
+            <wp:docPr id="1737028744" name="Imagen 9"/>
             <wp:cNvGraphicFramePr>
               <a:graphicFrameLocks xmlns:a="http://schemas.openxmlformats.org/drawingml/2006/main" noChangeAspect="1"/>
             </wp:cNvGraphicFramePr>
@@ -6762,59 +9481,72 @@
               <a:graphicData uri="http://schemas.openxmlformats.org/drawingml/2006/picture">
                 <pic:pic xmlns:pic="http://schemas.openxmlformats.org/drawingml/2006/picture">
                   <pic:nvPicPr>
-                    <pic:cNvPr id="1449664342" name="Imagen 1449664342"/>
-                    <pic:cNvPicPr/>
+                    <pic:cNvPr id="0" name="Picture 9"/>
+                    <pic:cNvPicPr>
+                      <a:picLocks noChangeAspect="1" noChangeArrowheads="1"/>
+                    </pic:cNvPicPr>
                   </pic:nvPicPr>
                   <pic:blipFill>
-                    <a:blip r:embed="rId15" cstate="print">
+                    <a:blip r:embed="rId17">
                       <a:extLst>
                         <a:ext uri="{28A0092B-C50C-407E-A947-70E740481C1C}">
                           <a14:useLocalDpi xmlns:a14="http://schemas.microsoft.com/office/drawing/2010/main" val="0"/>
                         </a:ext>
                       </a:extLst>
                     </a:blip>
+                    <a:srcRect/>
                     <a:stretch>
                       <a:fillRect/>
                     </a:stretch>
                   </pic:blipFill>
-                  <pic:spPr>
+                  <pic:spPr bwMode="auto">
                     <a:xfrm>
                       <a:off x="0" y="0"/>
-                      <a:ext cx="3143250" cy="1799590"/>
+                      <a:ext cx="6685478" cy="3726446"/>
                     </a:xfrm>
                     <a:prstGeom prst="rect">
                       <a:avLst/>
                     </a:prstGeom>
+                    <a:noFill/>
                   </pic:spPr>
                 </pic:pic>
               </a:graphicData>
             </a:graphic>
-            <wp14:sizeRelH relativeFrom="margin">
-              <wp14:pctWidth>0</wp14:pctWidth>
-            </wp14:sizeRelH>
-            <wp14:sizeRelV relativeFrom="margin">
-              <wp14:pctHeight>0</wp14:pctHeight>
-            </wp14:sizeRelV>
-          </wp:anchor>
+          </wp:inline>
         </w:drawing>
       </w:r>
+      <w:bookmarkEnd w:id="24"/>
+    </w:p>
+    <w:p>
+      <w:pPr>
+        <w:pStyle w:val="Ttulo3"/>
+        <w:rPr>
+          <w:lang w:val="en-US"/>
+        </w:rPr>
+      </w:pPr>
+      <w:bookmarkStart w:id="25" w:name="_Toc224166769"/>
+      <w:r>
+        <w:rPr>
+          <w:lang w:val="en-US"/>
+        </w:rPr>
+        <w:lastRenderedPageBreak/>
+        <w:t>PUT:</w:t>
+      </w:r>
+      <w:r>
+        <w:rPr>
+          <w:lang w:val="en-US"/>
+        </w:rPr>
+        <w:br/>
+      </w:r>
       <w:r>
         <w:rPr>
           <w:noProof/>
         </w:rPr>
         <w:drawing>
-          <wp:anchor distT="0" distB="0" distL="114300" distR="114300" simplePos="0" relativeHeight="251663360" behindDoc="0" locked="0" layoutInCell="1" allowOverlap="1" wp14:anchorId="55CCFD21" wp14:editId="7F7ECE7B">
-            <wp:simplePos x="0" y="0"/>
-            <wp:positionH relativeFrom="column">
-              <wp:posOffset>-361950</wp:posOffset>
-            </wp:positionH>
-            <wp:positionV relativeFrom="page">
-              <wp:posOffset>1390650</wp:posOffset>
-            </wp:positionV>
-            <wp:extent cx="3009900" cy="1885950"/>
-            <wp:effectExtent l="0" t="0" r="0" b="0"/>
-            <wp:wrapTopAndBottom/>
-            <wp:docPr id="976403610" name="Imagen 7"/>
+          <wp:inline distT="0" distB="0" distL="0" distR="0" wp14:anchorId="64740082" wp14:editId="16C1367C">
+            <wp:extent cx="6604000" cy="3135369"/>
+            <wp:effectExtent l="0" t="0" r="6350" b="8255"/>
+            <wp:docPr id="1105455763" name="Imagen 10"/>
             <wp:cNvGraphicFramePr>
               <a:graphicFrameLocks xmlns:a="http://schemas.openxmlformats.org/drawingml/2006/main" noChangeAspect="1"/>
             </wp:cNvGraphicFramePr>
@@ -6822,72 +9554,71 @@
               <a:graphicData uri="http://schemas.openxmlformats.org/drawingml/2006/picture">
                 <pic:pic xmlns:pic="http://schemas.openxmlformats.org/drawingml/2006/picture">
                   <pic:nvPicPr>
-                    <pic:cNvPr id="976403610" name="Imagen 976403610"/>
-                    <pic:cNvPicPr/>
+                    <pic:cNvPr id="0" name="Picture 10"/>
+                    <pic:cNvPicPr>
+                      <a:picLocks noChangeAspect="1" noChangeArrowheads="1"/>
+                    </pic:cNvPicPr>
                   </pic:nvPicPr>
                   <pic:blipFill>
-                    <a:blip r:embed="rId16" cstate="print">
+                    <a:blip r:embed="rId18">
                       <a:extLst>
                         <a:ext uri="{28A0092B-C50C-407E-A947-70E740481C1C}">
                           <a14:useLocalDpi xmlns:a14="http://schemas.microsoft.com/office/drawing/2010/main" val="0"/>
                         </a:ext>
                       </a:extLst>
                     </a:blip>
+                    <a:srcRect/>
                     <a:stretch>
                       <a:fillRect/>
                     </a:stretch>
                   </pic:blipFill>
-                  <pic:spPr>
+                  <pic:spPr bwMode="auto">
                     <a:xfrm>
                       <a:off x="0" y="0"/>
-                      <a:ext cx="3009900" cy="1885950"/>
+                      <a:ext cx="6625963" cy="3145796"/>
                     </a:xfrm>
                     <a:prstGeom prst="rect">
                       <a:avLst/>
                     </a:prstGeom>
+                    <a:noFill/>
                   </pic:spPr>
                 </pic:pic>
               </a:graphicData>
             </a:graphic>
-            <wp14:sizeRelH relativeFrom="margin">
-              <wp14:pctWidth>0</wp14:pctWidth>
-            </wp14:sizeRelH>
-            <wp14:sizeRelV relativeFrom="margin">
-              <wp14:pctHeight>0</wp14:pctHeight>
-            </wp14:sizeRelV>
-          </wp:anchor>
+          </wp:inline>
         </w:drawing>
       </w:r>
-      <w:r>
-        <w:t>MEDICOS:</w:t>
-      </w:r>
-    </w:p>
-    <w:p>
-      <w:pPr>
-        <w:pStyle w:val="Ttulo1"/>
-      </w:pPr>
-    </w:p>
-    <w:p>
-      <w:pPr>
-        <w:pStyle w:val="Ttulo1"/>
-      </w:pPr>
+      <w:bookmarkEnd w:id="25"/>
+    </w:p>
+    <w:p>
+      <w:pPr>
+        <w:pStyle w:val="Ttulo3"/>
+        <w:rPr>
+          <w:lang w:val="en-US"/>
+        </w:rPr>
+      </w:pPr>
+      <w:bookmarkStart w:id="26" w:name="_Toc224166770"/>
+      <w:r>
+        <w:rPr>
+          <w:lang w:val="en-US"/>
+        </w:rPr>
+        <w:t>DELETE:</w:t>
+      </w:r>
+      <w:r>
+        <w:rPr>
+          <w:lang w:val="en-US"/>
+        </w:rPr>
+        <w:br/>
+      </w:r>
       <w:r>
         <w:rPr>
           <w:noProof/>
         </w:rPr>
         <w:drawing>
-          <wp:anchor distT="0" distB="0" distL="114300" distR="114300" simplePos="0" relativeHeight="251667456" behindDoc="0" locked="0" layoutInCell="1" allowOverlap="1" wp14:anchorId="5485764A" wp14:editId="4A3C1A6A">
-            <wp:simplePos x="0" y="0"/>
-            <wp:positionH relativeFrom="margin">
-              <wp:posOffset>759460</wp:posOffset>
-            </wp:positionH>
-            <wp:positionV relativeFrom="margin">
-              <wp:posOffset>5072380</wp:posOffset>
-            </wp:positionV>
-            <wp:extent cx="3792855" cy="1924050"/>
-            <wp:effectExtent l="0" t="0" r="0" b="0"/>
-            <wp:wrapTopAndBottom/>
-            <wp:docPr id="1649151364" name="Imagen 11"/>
+          <wp:inline distT="0" distB="0" distL="0" distR="0" wp14:anchorId="1C2270D0" wp14:editId="1DC543B2">
+            <wp:extent cx="6555427" cy="3325021"/>
+            <wp:effectExtent l="0" t="0" r="0" b="8890"/>
+            <wp:docPr id="896825758" name="Imagen 11"/>
             <wp:cNvGraphicFramePr>
               <a:graphicFrameLocks xmlns:a="http://schemas.openxmlformats.org/drawingml/2006/main" noChangeAspect="1"/>
             </wp:cNvGraphicFramePr>
@@ -6895,159 +9626,10 @@
               <a:graphicData uri="http://schemas.openxmlformats.org/drawingml/2006/picture">
                 <pic:pic xmlns:pic="http://schemas.openxmlformats.org/drawingml/2006/picture">
                   <pic:nvPicPr>
-                    <pic:cNvPr id="1649151364" name="Imagen 1649151364"/>
-                    <pic:cNvPicPr/>
-                  </pic:nvPicPr>
-                  <pic:blipFill>
-                    <a:blip r:embed="rId17" cstate="print">
-                      <a:extLst>
-                        <a:ext uri="{28A0092B-C50C-407E-A947-70E740481C1C}">
-                          <a14:useLocalDpi xmlns:a14="http://schemas.microsoft.com/office/drawing/2010/main" val="0"/>
-                        </a:ext>
-                      </a:extLst>
-                    </a:blip>
-                    <a:stretch>
-                      <a:fillRect/>
-                    </a:stretch>
-                  </pic:blipFill>
-                  <pic:spPr>
-                    <a:xfrm>
-                      <a:off x="0" y="0"/>
-                      <a:ext cx="3792855" cy="1924050"/>
-                    </a:xfrm>
-                    <a:prstGeom prst="rect">
-                      <a:avLst/>
-                    </a:prstGeom>
-                  </pic:spPr>
-                </pic:pic>
-              </a:graphicData>
-            </a:graphic>
-            <wp14:sizeRelH relativeFrom="margin">
-              <wp14:pctWidth>0</wp14:pctWidth>
-            </wp14:sizeRelH>
-            <wp14:sizeRelV relativeFrom="margin">
-              <wp14:pctHeight>0</wp14:pctHeight>
-            </wp14:sizeRelV>
-          </wp:anchor>
-        </w:drawing>
-      </w:r>
-    </w:p>
-    <w:p>
-      <w:pPr>
-        <w:pStyle w:val="Ttulo1"/>
-      </w:pPr>
-    </w:p>
-    <w:p>
-      <w:pPr>
-        <w:pStyle w:val="Ttulo1"/>
-      </w:pPr>
-    </w:p>
-    <w:p>
-      <w:pPr>
-        <w:pStyle w:val="Ttulo1"/>
-      </w:pPr>
-    </w:p>
-    <w:p>
-      <w:pPr>
-        <w:pStyle w:val="Ttulo1"/>
-      </w:pPr>
-    </w:p>
-    <w:p>
-      <w:pPr>
-        <w:pStyle w:val="Ttulo1"/>
-      </w:pPr>
-    </w:p>
-    <w:p>
-      <w:pPr>
-        <w:pStyle w:val="Ttulo1"/>
-      </w:pPr>
-      <w:r>
-        <w:rPr>
-          <w:noProof/>
-        </w:rPr>
-        <w:lastRenderedPageBreak/>
-        <w:drawing>
-          <wp:anchor distT="0" distB="0" distL="114300" distR="114300" simplePos="0" relativeHeight="251670528" behindDoc="0" locked="0" layoutInCell="1" allowOverlap="1" wp14:anchorId="14A71388" wp14:editId="16767DEC">
-            <wp:simplePos x="0" y="0"/>
-            <wp:positionH relativeFrom="column">
-              <wp:posOffset>-419100</wp:posOffset>
-            </wp:positionH>
-            <wp:positionV relativeFrom="page">
-              <wp:posOffset>4019550</wp:posOffset>
-            </wp:positionV>
-            <wp:extent cx="2914650" cy="2058670"/>
-            <wp:effectExtent l="0" t="0" r="0" b="0"/>
-            <wp:wrapTopAndBottom/>
-            <wp:docPr id="2057409366" name="Imagen 14"/>
-            <wp:cNvGraphicFramePr>
-              <a:graphicFrameLocks xmlns:a="http://schemas.openxmlformats.org/drawingml/2006/main" noChangeAspect="1"/>
-            </wp:cNvGraphicFramePr>
-            <a:graphic xmlns:a="http://schemas.openxmlformats.org/drawingml/2006/main">
-              <a:graphicData uri="http://schemas.openxmlformats.org/drawingml/2006/picture">
-                <pic:pic xmlns:pic="http://schemas.openxmlformats.org/drawingml/2006/picture">
-                  <pic:nvPicPr>
-                    <pic:cNvPr id="2057409366" name="Imagen 2057409366"/>
-                    <pic:cNvPicPr/>
-                  </pic:nvPicPr>
-                  <pic:blipFill>
-                    <a:blip r:embed="rId18" cstate="print">
-                      <a:extLst>
-                        <a:ext uri="{28A0092B-C50C-407E-A947-70E740481C1C}">
-                          <a14:useLocalDpi xmlns:a14="http://schemas.microsoft.com/office/drawing/2010/main" val="0"/>
-                        </a:ext>
-                      </a:extLst>
-                    </a:blip>
-                    <a:stretch>
-                      <a:fillRect/>
-                    </a:stretch>
-                  </pic:blipFill>
-                  <pic:spPr>
-                    <a:xfrm>
-                      <a:off x="0" y="0"/>
-                      <a:ext cx="2914650" cy="2058670"/>
-                    </a:xfrm>
-                    <a:prstGeom prst="rect">
-                      <a:avLst/>
-                    </a:prstGeom>
-                  </pic:spPr>
-                </pic:pic>
-              </a:graphicData>
-            </a:graphic>
-            <wp14:sizeRelH relativeFrom="margin">
-              <wp14:pctWidth>0</wp14:pctWidth>
-            </wp14:sizeRelH>
-            <wp14:sizeRelV relativeFrom="margin">
-              <wp14:pctHeight>0</wp14:pctHeight>
-            </wp14:sizeRelV>
-          </wp:anchor>
-        </w:drawing>
-      </w:r>
-      <w:r>
-        <w:rPr>
-          <w:noProof/>
-        </w:rPr>
-        <w:drawing>
-          <wp:anchor distT="0" distB="0" distL="114300" distR="114300" simplePos="0" relativeHeight="251668480" behindDoc="0" locked="0" layoutInCell="1" allowOverlap="1" wp14:anchorId="25170E24" wp14:editId="28930066">
-            <wp:simplePos x="0" y="0"/>
-            <wp:positionH relativeFrom="page">
-              <wp:posOffset>304165</wp:posOffset>
-            </wp:positionH>
-            <wp:positionV relativeFrom="page">
-              <wp:posOffset>1428750</wp:posOffset>
-            </wp:positionV>
-            <wp:extent cx="3471877" cy="2095500"/>
-            <wp:effectExtent l="0" t="0" r="0" b="0"/>
-            <wp:wrapTopAndBottom/>
-            <wp:docPr id="696956753" name="Imagen 12"/>
-            <wp:cNvGraphicFramePr>
-              <a:graphicFrameLocks xmlns:a="http://schemas.openxmlformats.org/drawingml/2006/main" noChangeAspect="1"/>
-            </wp:cNvGraphicFramePr>
-            <a:graphic xmlns:a="http://schemas.openxmlformats.org/drawingml/2006/main">
-              <a:graphicData uri="http://schemas.openxmlformats.org/drawingml/2006/picture">
-                <pic:pic xmlns:pic="http://schemas.openxmlformats.org/drawingml/2006/picture">
-                  <pic:nvPicPr>
-                    <pic:cNvPr id="696956753" name="Imagen 696956753"/>
-                    <pic:cNvPicPr/>
+                    <pic:cNvPr id="0" name="Picture 11"/>
+                    <pic:cNvPicPr>
+                      <a:picLocks noChangeAspect="1" noChangeArrowheads="1"/>
+                    </pic:cNvPicPr>
                   </pic:nvPicPr>
                   <pic:blipFill>
                     <a:blip r:embed="rId19">
@@ -7057,48 +9639,82 @@
                         </a:ext>
                       </a:extLst>
                     </a:blip>
+                    <a:srcRect/>
                     <a:stretch>
                       <a:fillRect/>
                     </a:stretch>
                   </pic:blipFill>
-                  <pic:spPr>
+                  <pic:spPr bwMode="auto">
                     <a:xfrm>
                       <a:off x="0" y="0"/>
-                      <a:ext cx="3471877" cy="2095500"/>
+                      <a:ext cx="6569269" cy="3332042"/>
                     </a:xfrm>
                     <a:prstGeom prst="rect">
                       <a:avLst/>
                     </a:prstGeom>
+                    <a:noFill/>
                   </pic:spPr>
                 </pic:pic>
               </a:graphicData>
             </a:graphic>
-            <wp14:sizeRelH relativeFrom="margin">
-              <wp14:pctWidth>0</wp14:pctWidth>
-            </wp14:sizeRelH>
-            <wp14:sizeRelV relativeFrom="margin">
-              <wp14:pctHeight>0</wp14:pctHeight>
-            </wp14:sizeRelV>
-          </wp:anchor>
+          </wp:inline>
         </w:drawing>
       </w:r>
+      <w:bookmarkEnd w:id="26"/>
+    </w:p>
+    <w:p>
+      <w:pPr>
+        <w:pStyle w:val="Ttulo2"/>
+        <w:rPr>
+          <w:lang w:val="en-US"/>
+        </w:rPr>
+      </w:pPr>
+      <w:bookmarkStart w:id="27" w:name="_Toc224166771"/>
+      <w:r>
+        <w:rPr>
+          <w:lang w:val="en-US"/>
+        </w:rPr>
+        <w:t>CITAS:</w:t>
+      </w:r>
+      <w:bookmarkEnd w:id="27"/>
+    </w:p>
+    <w:p>
+      <w:pPr>
+        <w:pStyle w:val="Ttulo3"/>
+        <w:rPr>
+          <w:lang w:val="en-US"/>
+        </w:rPr>
+      </w:pPr>
+      <w:bookmarkStart w:id="28" w:name="_Toc224166772"/>
+      <w:r>
+        <w:rPr>
+          <w:lang w:val="en-US"/>
+        </w:rPr>
+        <w:lastRenderedPageBreak/>
+        <w:t>GET</w:t>
+      </w:r>
+      <w:r>
+        <w:rPr>
+          <w:lang w:val="en-US"/>
+        </w:rPr>
+        <w:t>:</w:t>
+      </w:r>
+      <w:r>
+        <w:rPr>
+          <w:lang w:val="en-US"/>
+        </w:rPr>
+        <w:br/>
+      </w:r>
       <w:r>
         <w:rPr>
           <w:noProof/>
+          <w:lang w:val="en-US"/>
         </w:rPr>
         <w:drawing>
-          <wp:anchor distT="0" distB="0" distL="114300" distR="114300" simplePos="0" relativeHeight="251669504" behindDoc="0" locked="0" layoutInCell="1" allowOverlap="1" wp14:anchorId="5CE948C0" wp14:editId="12670D50">
-            <wp:simplePos x="0" y="0"/>
-            <wp:positionH relativeFrom="margin">
-              <wp:posOffset>3257550</wp:posOffset>
-            </wp:positionH>
-            <wp:positionV relativeFrom="page">
-              <wp:posOffset>1771650</wp:posOffset>
-            </wp:positionV>
-            <wp:extent cx="3199130" cy="1868805"/>
-            <wp:effectExtent l="0" t="0" r="1270" b="0"/>
-            <wp:wrapTopAndBottom/>
-            <wp:docPr id="20843652" name="Imagen 13"/>
+          <wp:inline distT="0" distB="0" distL="0" distR="0" wp14:anchorId="4B23C54B" wp14:editId="2F1ECF6C">
+            <wp:extent cx="6555105" cy="3837134"/>
+            <wp:effectExtent l="0" t="0" r="0" b="0"/>
+            <wp:docPr id="1253044072" name="Imagen 2"/>
             <wp:cNvGraphicFramePr>
               <a:graphicFrameLocks xmlns:a="http://schemas.openxmlformats.org/drawingml/2006/main" noChangeAspect="1"/>
             </wp:cNvGraphicFramePr>
@@ -7106,67 +9722,60 @@
               <a:graphicData uri="http://schemas.openxmlformats.org/drawingml/2006/picture">
                 <pic:pic xmlns:pic="http://schemas.openxmlformats.org/drawingml/2006/picture">
                   <pic:nvPicPr>
-                    <pic:cNvPr id="20843652" name="Imagen 20843652"/>
-                    <pic:cNvPicPr/>
+                    <pic:cNvPr id="0" name="Picture 2"/>
+                    <pic:cNvPicPr>
+                      <a:picLocks noChangeAspect="1" noChangeArrowheads="1"/>
+                    </pic:cNvPicPr>
                   </pic:nvPicPr>
                   <pic:blipFill>
-                    <a:blip r:embed="rId20" cstate="print">
+                    <a:blip r:embed="rId20">
                       <a:extLst>
                         <a:ext uri="{28A0092B-C50C-407E-A947-70E740481C1C}">
                           <a14:useLocalDpi xmlns:a14="http://schemas.microsoft.com/office/drawing/2010/main" val="0"/>
                         </a:ext>
                       </a:extLst>
                     </a:blip>
+                    <a:srcRect/>
                     <a:stretch>
                       <a:fillRect/>
                     </a:stretch>
                   </pic:blipFill>
-                  <pic:spPr>
+                  <pic:spPr bwMode="auto">
                     <a:xfrm>
                       <a:off x="0" y="0"/>
-                      <a:ext cx="3199130" cy="1868805"/>
+                      <a:ext cx="6594759" cy="3860346"/>
                     </a:xfrm>
                     <a:prstGeom prst="rect">
                       <a:avLst/>
                     </a:prstGeom>
+                    <a:noFill/>
                   </pic:spPr>
                 </pic:pic>
               </a:graphicData>
             </a:graphic>
-            <wp14:sizeRelH relativeFrom="margin">
-              <wp14:pctWidth>0</wp14:pctWidth>
-            </wp14:sizeRelH>
-            <wp14:sizeRelV relativeFrom="margin">
-              <wp14:pctHeight>0</wp14:pctHeight>
-            </wp14:sizeRelV>
-          </wp:anchor>
+          </wp:inline>
         </w:drawing>
       </w:r>
-      <w:r>
-        <w:t>CITAS:</w:t>
-      </w:r>
-    </w:p>
-    <w:p>
-      <w:pPr>
-        <w:pStyle w:val="Ttulo1"/>
-      </w:pPr>
+      <w:bookmarkEnd w:id="28"/>
+    </w:p>
+    <w:p>
+      <w:pPr>
+        <w:pStyle w:val="Ttulo3"/>
+        <w:rPr>
+          <w:lang w:val="en-US"/>
+        </w:rPr>
+      </w:pPr>
+      <w:bookmarkStart w:id="29" w:name="_Toc224166773"/>
       <w:r>
         <w:rPr>
           <w:noProof/>
+          <w:lang w:val="en-US"/>
         </w:rPr>
         <w:drawing>
-          <wp:anchor distT="0" distB="0" distL="114300" distR="114300" simplePos="0" relativeHeight="251671552" behindDoc="0" locked="0" layoutInCell="1" allowOverlap="1" wp14:anchorId="2E93BCBF" wp14:editId="410DD1F2">
-            <wp:simplePos x="0" y="0"/>
-            <wp:positionH relativeFrom="margin">
-              <wp:posOffset>3014345</wp:posOffset>
-            </wp:positionH>
-            <wp:positionV relativeFrom="page">
-              <wp:posOffset>3962400</wp:posOffset>
-            </wp:positionV>
-            <wp:extent cx="3390900" cy="1961515"/>
-            <wp:effectExtent l="0" t="0" r="0" b="635"/>
-            <wp:wrapTopAndBottom/>
-            <wp:docPr id="429128941" name="Imagen 15"/>
+          <wp:inline distT="0" distB="0" distL="0" distR="0" wp14:anchorId="0F26D284" wp14:editId="422514ED">
+            <wp:extent cx="6522022" cy="2968831"/>
+            <wp:effectExtent l="0" t="0" r="0" b="3175"/>
+            <wp:docPr id="1458733283" name="Imagen 3"/>
             <wp:cNvGraphicFramePr>
               <a:graphicFrameLocks xmlns:a="http://schemas.openxmlformats.org/drawingml/2006/main" noChangeAspect="1"/>
             </wp:cNvGraphicFramePr>
@@ -7174,58 +9783,300 @@
               <a:graphicData uri="http://schemas.openxmlformats.org/drawingml/2006/picture">
                 <pic:pic xmlns:pic="http://schemas.openxmlformats.org/drawingml/2006/picture">
                   <pic:nvPicPr>
-                    <pic:cNvPr id="429128941" name="Imagen 429128941"/>
-                    <pic:cNvPicPr/>
+                    <pic:cNvPr id="0" name="Picture 3"/>
+                    <pic:cNvPicPr>
+                      <a:picLocks noChangeAspect="1" noChangeArrowheads="1"/>
+                    </pic:cNvPicPr>
                   </pic:nvPicPr>
                   <pic:blipFill>
-                    <a:blip r:embed="rId21" cstate="print">
+                    <a:blip r:embed="rId21">
                       <a:extLst>
                         <a:ext uri="{28A0092B-C50C-407E-A947-70E740481C1C}">
                           <a14:useLocalDpi xmlns:a14="http://schemas.microsoft.com/office/drawing/2010/main" val="0"/>
                         </a:ext>
                       </a:extLst>
                     </a:blip>
+                    <a:srcRect/>
                     <a:stretch>
                       <a:fillRect/>
                     </a:stretch>
                   </pic:blipFill>
-                  <pic:spPr>
+                  <pic:spPr bwMode="auto">
                     <a:xfrm>
                       <a:off x="0" y="0"/>
-                      <a:ext cx="3390900" cy="1961515"/>
+                      <a:ext cx="6549703" cy="2981432"/>
                     </a:xfrm>
                     <a:prstGeom prst="rect">
                       <a:avLst/>
                     </a:prstGeom>
+                    <a:noFill/>
                   </pic:spPr>
                 </pic:pic>
               </a:graphicData>
             </a:graphic>
-            <wp14:sizeRelH relativeFrom="margin">
-              <wp14:pctWidth>0</wp14:pctWidth>
-            </wp14:sizeRelH>
-            <wp14:sizeRelV relativeFrom="margin">
-              <wp14:pctHeight>0</wp14:pctHeight>
-            </wp14:sizeRelV>
-          </wp:anchor>
+          </wp:inline>
         </w:drawing>
       </w:r>
+      <w:bookmarkEnd w:id="29"/>
+    </w:p>
+    <w:p>
+      <w:pPr>
+        <w:pStyle w:val="Ttulo3"/>
+        <w:rPr>
+          <w:lang w:val="en-US"/>
+        </w:rPr>
+      </w:pPr>
+      <w:bookmarkStart w:id="30" w:name="_Toc224166774"/>
+      <w:r>
+        <w:rPr>
+          <w:lang w:val="en-US"/>
+        </w:rPr>
+        <w:lastRenderedPageBreak/>
+        <w:t>POST</w:t>
+      </w:r>
+      <w:r>
+        <w:rPr>
+          <w:lang w:val="en-US"/>
+        </w:rPr>
+        <w:t>:</w:t>
+      </w:r>
+      <w:r>
+        <w:rPr>
+          <w:lang w:val="en-US"/>
+        </w:rPr>
+        <w:br/>
+      </w:r>
+      <w:r>
+        <w:rPr>
+          <w:noProof/>
+          <w:lang w:val="en-US"/>
+        </w:rPr>
+        <w:drawing>
+          <wp:inline distT="0" distB="0" distL="0" distR="0" wp14:anchorId="20967C27" wp14:editId="58FE1C61">
+            <wp:extent cx="6448301" cy="3767026"/>
+            <wp:effectExtent l="0" t="0" r="0" b="5080"/>
+            <wp:docPr id="215554336" name="Imagen 4"/>
+            <wp:cNvGraphicFramePr>
+              <a:graphicFrameLocks xmlns:a="http://schemas.openxmlformats.org/drawingml/2006/main" noChangeAspect="1"/>
+            </wp:cNvGraphicFramePr>
+            <a:graphic xmlns:a="http://schemas.openxmlformats.org/drawingml/2006/main">
+              <a:graphicData uri="http://schemas.openxmlformats.org/drawingml/2006/picture">
+                <pic:pic xmlns:pic="http://schemas.openxmlformats.org/drawingml/2006/picture">
+                  <pic:nvPicPr>
+                    <pic:cNvPr id="0" name="Picture 4"/>
+                    <pic:cNvPicPr>
+                      <a:picLocks noChangeAspect="1" noChangeArrowheads="1"/>
+                    </pic:cNvPicPr>
+                  </pic:nvPicPr>
+                  <pic:blipFill>
+                    <a:blip r:embed="rId22">
+                      <a:extLst>
+                        <a:ext uri="{28A0092B-C50C-407E-A947-70E740481C1C}">
+                          <a14:useLocalDpi xmlns:a14="http://schemas.microsoft.com/office/drawing/2010/main" val="0"/>
+                        </a:ext>
+                      </a:extLst>
+                    </a:blip>
+                    <a:srcRect/>
+                    <a:stretch>
+                      <a:fillRect/>
+                    </a:stretch>
+                  </pic:blipFill>
+                  <pic:spPr bwMode="auto">
+                    <a:xfrm>
+                      <a:off x="0" y="0"/>
+                      <a:ext cx="6467394" cy="3778180"/>
+                    </a:xfrm>
+                    <a:prstGeom prst="rect">
+                      <a:avLst/>
+                    </a:prstGeom>
+                    <a:noFill/>
+                  </pic:spPr>
+                </pic:pic>
+              </a:graphicData>
+            </a:graphic>
+          </wp:inline>
+        </w:drawing>
+      </w:r>
+      <w:bookmarkEnd w:id="30"/>
+    </w:p>
+    <w:p>
+      <w:pPr>
+        <w:pStyle w:val="Ttulo3"/>
+        <w:rPr>
+          <w:lang w:val="en-US"/>
+        </w:rPr>
+      </w:pPr>
+    </w:p>
+    <w:p>
+      <w:pPr>
+        <w:pStyle w:val="Ttulo3"/>
+        <w:rPr>
+          <w:lang w:val="en-US"/>
+        </w:rPr>
+      </w:pPr>
+      <w:bookmarkStart w:id="31" w:name="_Toc224166775"/>
+      <w:r>
+        <w:rPr>
+          <w:lang w:val="en-US"/>
+        </w:rPr>
+        <w:t>PUT:</w:t>
+      </w:r>
+      <w:r>
+        <w:rPr>
+          <w:lang w:val="en-US"/>
+        </w:rPr>
+        <w:br/>
+      </w:r>
+      <w:r>
+        <w:rPr>
+          <w:noProof/>
+          <w:lang w:val="en-US"/>
+        </w:rPr>
+        <w:drawing>
+          <wp:inline distT="0" distB="0" distL="0" distR="0" wp14:anchorId="737A876F" wp14:editId="28FB4495">
+            <wp:extent cx="6507678" cy="3437014"/>
+            <wp:effectExtent l="0" t="0" r="7620" b="0"/>
+            <wp:docPr id="2102988554" name="Imagen 5"/>
+            <wp:cNvGraphicFramePr>
+              <a:graphicFrameLocks xmlns:a="http://schemas.openxmlformats.org/drawingml/2006/main" noChangeAspect="1"/>
+            </wp:cNvGraphicFramePr>
+            <a:graphic xmlns:a="http://schemas.openxmlformats.org/drawingml/2006/main">
+              <a:graphicData uri="http://schemas.openxmlformats.org/drawingml/2006/picture">
+                <pic:pic xmlns:pic="http://schemas.openxmlformats.org/drawingml/2006/picture">
+                  <pic:nvPicPr>
+                    <pic:cNvPr id="0" name="Picture 5"/>
+                    <pic:cNvPicPr>
+                      <a:picLocks noChangeAspect="1" noChangeArrowheads="1"/>
+                    </pic:cNvPicPr>
+                  </pic:nvPicPr>
+                  <pic:blipFill>
+                    <a:blip r:embed="rId23">
+                      <a:extLst>
+                        <a:ext uri="{28A0092B-C50C-407E-A947-70E740481C1C}">
+                          <a14:useLocalDpi xmlns:a14="http://schemas.microsoft.com/office/drawing/2010/main" val="0"/>
+                        </a:ext>
+                      </a:extLst>
+                    </a:blip>
+                    <a:srcRect/>
+                    <a:stretch>
+                      <a:fillRect/>
+                    </a:stretch>
+                  </pic:blipFill>
+                  <pic:spPr bwMode="auto">
+                    <a:xfrm>
+                      <a:off x="0" y="0"/>
+                      <a:ext cx="6527701" cy="3447589"/>
+                    </a:xfrm>
+                    <a:prstGeom prst="rect">
+                      <a:avLst/>
+                    </a:prstGeom>
+                    <a:noFill/>
+                  </pic:spPr>
+                </pic:pic>
+              </a:graphicData>
+            </a:graphic>
+          </wp:inline>
+        </w:drawing>
+      </w:r>
+      <w:bookmarkEnd w:id="31"/>
+    </w:p>
+    <w:p>
+      <w:pPr>
+        <w:pStyle w:val="Ttulo3"/>
+        <w:rPr>
+          <w:lang w:val="en-US"/>
+        </w:rPr>
+      </w:pPr>
+      <w:bookmarkStart w:id="32" w:name="_Toc224166776"/>
+      <w:r>
+        <w:rPr>
+          <w:lang w:val="en-US"/>
+        </w:rPr>
+        <w:t>DELETE:</w:t>
+      </w:r>
+      <w:bookmarkEnd w:id="32"/>
+    </w:p>
+    <w:p>
+      <w:pPr>
+        <w:pStyle w:val="Ttulo3"/>
+        <w:rPr>
+          <w:lang w:val="en-US"/>
+        </w:rPr>
+      </w:pPr>
+      <w:bookmarkStart w:id="33" w:name="_Toc224166777"/>
+      <w:r>
+        <w:rPr>
+          <w:noProof/>
+          <w:lang w:val="en-US"/>
+        </w:rPr>
+        <w:lastRenderedPageBreak/>
+        <w:drawing>
+          <wp:inline distT="0" distB="0" distL="0" distR="0" wp14:anchorId="72CFBABD" wp14:editId="502DB3F9">
+            <wp:extent cx="6612329" cy="3463601"/>
+            <wp:effectExtent l="0" t="0" r="0" b="3810"/>
+            <wp:docPr id="993448262" name="Imagen 6"/>
+            <wp:cNvGraphicFramePr>
+              <a:graphicFrameLocks xmlns:a="http://schemas.openxmlformats.org/drawingml/2006/main" noChangeAspect="1"/>
+            </wp:cNvGraphicFramePr>
+            <a:graphic xmlns:a="http://schemas.openxmlformats.org/drawingml/2006/main">
+              <a:graphicData uri="http://schemas.openxmlformats.org/drawingml/2006/picture">
+                <pic:pic xmlns:pic="http://schemas.openxmlformats.org/drawingml/2006/picture">
+                  <pic:nvPicPr>
+                    <pic:cNvPr id="0" name="Picture 6"/>
+                    <pic:cNvPicPr>
+                      <a:picLocks noChangeAspect="1" noChangeArrowheads="1"/>
+                    </pic:cNvPicPr>
+                  </pic:nvPicPr>
+                  <pic:blipFill>
+                    <a:blip r:embed="rId24">
+                      <a:extLst>
+                        <a:ext uri="{28A0092B-C50C-407E-A947-70E740481C1C}">
+                          <a14:useLocalDpi xmlns:a14="http://schemas.microsoft.com/office/drawing/2010/main" val="0"/>
+                        </a:ext>
+                      </a:extLst>
+                    </a:blip>
+                    <a:srcRect/>
+                    <a:stretch>
+                      <a:fillRect/>
+                    </a:stretch>
+                  </pic:blipFill>
+                  <pic:spPr bwMode="auto">
+                    <a:xfrm>
+                      <a:off x="0" y="0"/>
+                      <a:ext cx="6628670" cy="3472161"/>
+                    </a:xfrm>
+                    <a:prstGeom prst="rect">
+                      <a:avLst/>
+                    </a:prstGeom>
+                    <a:noFill/>
+                  </pic:spPr>
+                </pic:pic>
+              </a:graphicData>
+            </a:graphic>
+          </wp:inline>
+        </w:drawing>
+      </w:r>
+      <w:bookmarkEnd w:id="33"/>
     </w:p>
     <w:p>
       <w:pPr>
         <w:pStyle w:val="Ttulo1"/>
       </w:pPr>
+      <w:bookmarkStart w:id="34" w:name="_Toc224166778"/>
       <w:r>
         <w:t>7. REPOSITORIO Y CONCLUSIONES</w:t>
       </w:r>
+      <w:bookmarkEnd w:id="34"/>
     </w:p>
     <w:p>
       <w:pPr>
         <w:pStyle w:val="Ttulo2"/>
       </w:pPr>
+      <w:bookmarkStart w:id="35" w:name="_Toc224166779"/>
       <w:r>
         <w:t>Enlace del repositorio</w:t>
       </w:r>
+      <w:bookmarkEnd w:id="35"/>
     </w:p>
     <w:tbl>
       <w:tblPr>
@@ -7419,9 +10270,11 @@
       <w:pPr>
         <w:pStyle w:val="Ttulo2"/>
       </w:pPr>
+      <w:bookmarkStart w:id="36" w:name="_Toc224166780"/>
       <w:r>
         <w:t>Conclusiones</w:t>
       </w:r>
+      <w:bookmarkEnd w:id="36"/>
     </w:p>
     <w:p>
       <w:pPr>
@@ -7550,8 +10403,9 @@
       </w:r>
     </w:p>
     <w:sectPr>
-      <w:headerReference w:type="default" r:id="rId22"/>
-      <w:footerReference w:type="default" r:id="rId23"/>
+      <w:headerReference w:type="default" r:id="rId25"/>
+      <w:footerReference w:type="default" r:id="rId26"/>
+      <w:type w:val="continuous"/>
       <w:pgSz w:w="11906" w:h="16838"/>
       <w:pgMar w:top="1440" w:right="1200" w:bottom="1200" w:left="1200" w:header="708" w:footer="708" w:gutter="0"/>
       <w:cols w:space="720"/>
@@ -7768,6 +10622,119 @@
     </w:lvl>
   </w:abstractNum>
   <w:abstractNum w:abstractNumId="1" w15:restartNumberingAfterBreak="0">
+    <w:nsid w:val="0CA670ED"/>
+    <w:multiLevelType w:val="hybridMultilevel"/>
+    <w:tmpl w:val="16CABF70"/>
+    <w:lvl w:ilvl="0" w:tplc="280A0001">
+      <w:start w:val="1"/>
+      <w:numFmt w:val="bullet"/>
+      <w:lvlText w:val=""/>
+      <w:lvlJc w:val="left"/>
+      <w:pPr>
+        <w:ind w:left="720" w:hanging="360"/>
+      </w:pPr>
+      <w:rPr>
+        <w:rFonts w:ascii="Symbol" w:hAnsi="Symbol" w:hint="default"/>
+      </w:rPr>
+    </w:lvl>
+    <w:lvl w:ilvl="1" w:tplc="280A0003" w:tentative="1">
+      <w:start w:val="1"/>
+      <w:numFmt w:val="bullet"/>
+      <w:lvlText w:val="o"/>
+      <w:lvlJc w:val="left"/>
+      <w:pPr>
+        <w:ind w:left="1440" w:hanging="360"/>
+      </w:pPr>
+      <w:rPr>
+        <w:rFonts w:ascii="Courier New" w:hAnsi="Courier New" w:cs="Courier New" w:hint="default"/>
+      </w:rPr>
+    </w:lvl>
+    <w:lvl w:ilvl="2" w:tplc="280A0005" w:tentative="1">
+      <w:start w:val="1"/>
+      <w:numFmt w:val="bullet"/>
+      <w:lvlText w:val=""/>
+      <w:lvlJc w:val="left"/>
+      <w:pPr>
+        <w:ind w:left="2160" w:hanging="360"/>
+      </w:pPr>
+      <w:rPr>
+        <w:rFonts w:ascii="Wingdings" w:hAnsi="Wingdings" w:hint="default"/>
+      </w:rPr>
+    </w:lvl>
+    <w:lvl w:ilvl="3" w:tplc="280A0001" w:tentative="1">
+      <w:start w:val="1"/>
+      <w:numFmt w:val="bullet"/>
+      <w:lvlText w:val=""/>
+      <w:lvlJc w:val="left"/>
+      <w:pPr>
+        <w:ind w:left="2880" w:hanging="360"/>
+      </w:pPr>
+      <w:rPr>
+        <w:rFonts w:ascii="Symbol" w:hAnsi="Symbol" w:hint="default"/>
+      </w:rPr>
+    </w:lvl>
+    <w:lvl w:ilvl="4" w:tplc="280A0003" w:tentative="1">
+      <w:start w:val="1"/>
+      <w:numFmt w:val="bullet"/>
+      <w:lvlText w:val="o"/>
+      <w:lvlJc w:val="left"/>
+      <w:pPr>
+        <w:ind w:left="3600" w:hanging="360"/>
+      </w:pPr>
+      <w:rPr>
+        <w:rFonts w:ascii="Courier New" w:hAnsi="Courier New" w:cs="Courier New" w:hint="default"/>
+      </w:rPr>
+    </w:lvl>
+    <w:lvl w:ilvl="5" w:tplc="280A0005" w:tentative="1">
+      <w:start w:val="1"/>
+      <w:numFmt w:val="bullet"/>
+      <w:lvlText w:val=""/>
+      <w:lvlJc w:val="left"/>
+      <w:pPr>
+        <w:ind w:left="4320" w:hanging="360"/>
+      </w:pPr>
+      <w:rPr>
+        <w:rFonts w:ascii="Wingdings" w:hAnsi="Wingdings" w:hint="default"/>
+      </w:rPr>
+    </w:lvl>
+    <w:lvl w:ilvl="6" w:tplc="280A0001" w:tentative="1">
+      <w:start w:val="1"/>
+      <w:numFmt w:val="bullet"/>
+      <w:lvlText w:val=""/>
+      <w:lvlJc w:val="left"/>
+      <w:pPr>
+        <w:ind w:left="5040" w:hanging="360"/>
+      </w:pPr>
+      <w:rPr>
+        <w:rFonts w:ascii="Symbol" w:hAnsi="Symbol" w:hint="default"/>
+      </w:rPr>
+    </w:lvl>
+    <w:lvl w:ilvl="7" w:tplc="280A0003" w:tentative="1">
+      <w:start w:val="1"/>
+      <w:numFmt w:val="bullet"/>
+      <w:lvlText w:val="o"/>
+      <w:lvlJc w:val="left"/>
+      <w:pPr>
+        <w:ind w:left="5760" w:hanging="360"/>
+      </w:pPr>
+      <w:rPr>
+        <w:rFonts w:ascii="Courier New" w:hAnsi="Courier New" w:cs="Courier New" w:hint="default"/>
+      </w:rPr>
+    </w:lvl>
+    <w:lvl w:ilvl="8" w:tplc="280A0005" w:tentative="1">
+      <w:start w:val="1"/>
+      <w:numFmt w:val="bullet"/>
+      <w:lvlText w:val=""/>
+      <w:lvlJc w:val="left"/>
+      <w:pPr>
+        <w:ind w:left="6480" w:hanging="360"/>
+      </w:pPr>
+      <w:rPr>
+        <w:rFonts w:ascii="Wingdings" w:hAnsi="Wingdings" w:hint="default"/>
+      </w:rPr>
+    </w:lvl>
+  </w:abstractNum>
+  <w:abstractNum w:abstractNumId="2" w15:restartNumberingAfterBreak="0">
     <w:nsid w:val="11C9095D"/>
     <w:multiLevelType w:val="hybridMultilevel"/>
     <w:tmpl w:val="C5FAB016"/>
@@ -7821,7 +10788,7 @@
       <w:lvlJc w:val="left"/>
     </w:lvl>
   </w:abstractNum>
-  <w:abstractNum w:abstractNumId="2" w15:restartNumberingAfterBreak="0">
+  <w:abstractNum w:abstractNumId="3" w15:restartNumberingAfterBreak="0">
     <w:nsid w:val="3C8031D7"/>
     <w:multiLevelType w:val="hybridMultilevel"/>
     <w:tmpl w:val="770ECB42"/>
@@ -7882,10 +10849,13 @@
     </w:lvlOverride>
   </w:num>
   <w:num w:numId="2" w16cid:durableId="2144954987">
-    <w:abstractNumId w:val="1"/>
+    <w:abstractNumId w:val="2"/>
     <w:lvlOverride w:ilvl="0">
       <w:startOverride w:val="1"/>
     </w:lvlOverride>
+  </w:num>
+  <w:num w:numId="3" w16cid:durableId="729617385">
+    <w:abstractNumId w:val="1"/>
   </w:num>
 </w:numbering>
 </file>
@@ -8319,7 +11289,6 @@
   <w:style w:type="paragraph" w:styleId="Ttulo3">
     <w:name w:val="heading 3"/>
     <w:uiPriority w:val="9"/>
-    <w:semiHidden/>
     <w:unhideWhenUsed/>
     <w:qFormat/>
     <w:pPr>
@@ -8509,6 +11478,220 @@
       <w:color w:val="605E5C"/>
       <w:shd w:val="clear" w:color="auto" w:fill="E1DFDD"/>
     </w:rPr>
+  </w:style>
+  <w:style w:type="paragraph" w:styleId="ndice1">
+    <w:name w:val="index 1"/>
+    <w:basedOn w:val="Normal"/>
+    <w:next w:val="Normal"/>
+    <w:autoRedefine/>
+    <w:uiPriority w:val="99"/>
+    <w:unhideWhenUsed/>
+    <w:rsid w:val="004A2B4D"/>
+    <w:pPr>
+      <w:ind w:left="200" w:hanging="200"/>
+    </w:pPr>
+    <w:rPr>
+      <w:rFonts w:asciiTheme="minorHAnsi" w:hAnsiTheme="minorHAnsi" w:cstheme="minorHAnsi"/>
+    </w:rPr>
+  </w:style>
+  <w:style w:type="paragraph" w:styleId="ndice2">
+    <w:name w:val="index 2"/>
+    <w:basedOn w:val="Normal"/>
+    <w:next w:val="Normal"/>
+    <w:autoRedefine/>
+    <w:uiPriority w:val="99"/>
+    <w:unhideWhenUsed/>
+    <w:rsid w:val="004A2B4D"/>
+    <w:pPr>
+      <w:ind w:left="400" w:hanging="200"/>
+    </w:pPr>
+    <w:rPr>
+      <w:rFonts w:asciiTheme="minorHAnsi" w:hAnsiTheme="minorHAnsi" w:cstheme="minorHAnsi"/>
+    </w:rPr>
+  </w:style>
+  <w:style w:type="paragraph" w:styleId="ndice3">
+    <w:name w:val="index 3"/>
+    <w:basedOn w:val="Normal"/>
+    <w:next w:val="Normal"/>
+    <w:autoRedefine/>
+    <w:uiPriority w:val="99"/>
+    <w:unhideWhenUsed/>
+    <w:rsid w:val="004A2B4D"/>
+    <w:pPr>
+      <w:ind w:left="600" w:hanging="200"/>
+    </w:pPr>
+    <w:rPr>
+      <w:rFonts w:asciiTheme="minorHAnsi" w:hAnsiTheme="minorHAnsi" w:cstheme="minorHAnsi"/>
+    </w:rPr>
+  </w:style>
+  <w:style w:type="paragraph" w:styleId="ndice4">
+    <w:name w:val="index 4"/>
+    <w:basedOn w:val="Normal"/>
+    <w:next w:val="Normal"/>
+    <w:autoRedefine/>
+    <w:uiPriority w:val="99"/>
+    <w:unhideWhenUsed/>
+    <w:rsid w:val="004A2B4D"/>
+    <w:pPr>
+      <w:ind w:left="800" w:hanging="200"/>
+    </w:pPr>
+    <w:rPr>
+      <w:rFonts w:asciiTheme="minorHAnsi" w:hAnsiTheme="minorHAnsi" w:cstheme="minorHAnsi"/>
+    </w:rPr>
+  </w:style>
+  <w:style w:type="paragraph" w:styleId="ndice5">
+    <w:name w:val="index 5"/>
+    <w:basedOn w:val="Normal"/>
+    <w:next w:val="Normal"/>
+    <w:autoRedefine/>
+    <w:uiPriority w:val="99"/>
+    <w:unhideWhenUsed/>
+    <w:rsid w:val="004A2B4D"/>
+    <w:pPr>
+      <w:ind w:left="1000" w:hanging="200"/>
+    </w:pPr>
+    <w:rPr>
+      <w:rFonts w:asciiTheme="minorHAnsi" w:hAnsiTheme="minorHAnsi" w:cstheme="minorHAnsi"/>
+    </w:rPr>
+  </w:style>
+  <w:style w:type="paragraph" w:styleId="ndice6">
+    <w:name w:val="index 6"/>
+    <w:basedOn w:val="Normal"/>
+    <w:next w:val="Normal"/>
+    <w:autoRedefine/>
+    <w:uiPriority w:val="99"/>
+    <w:unhideWhenUsed/>
+    <w:rsid w:val="004A2B4D"/>
+    <w:pPr>
+      <w:ind w:left="1200" w:hanging="200"/>
+    </w:pPr>
+    <w:rPr>
+      <w:rFonts w:asciiTheme="minorHAnsi" w:hAnsiTheme="minorHAnsi" w:cstheme="minorHAnsi"/>
+    </w:rPr>
+  </w:style>
+  <w:style w:type="paragraph" w:styleId="ndice7">
+    <w:name w:val="index 7"/>
+    <w:basedOn w:val="Normal"/>
+    <w:next w:val="Normal"/>
+    <w:autoRedefine/>
+    <w:uiPriority w:val="99"/>
+    <w:unhideWhenUsed/>
+    <w:rsid w:val="004A2B4D"/>
+    <w:pPr>
+      <w:ind w:left="1400" w:hanging="200"/>
+    </w:pPr>
+    <w:rPr>
+      <w:rFonts w:asciiTheme="minorHAnsi" w:hAnsiTheme="minorHAnsi" w:cstheme="minorHAnsi"/>
+    </w:rPr>
+  </w:style>
+  <w:style w:type="paragraph" w:styleId="ndice8">
+    <w:name w:val="index 8"/>
+    <w:basedOn w:val="Normal"/>
+    <w:next w:val="Normal"/>
+    <w:autoRedefine/>
+    <w:uiPriority w:val="99"/>
+    <w:unhideWhenUsed/>
+    <w:rsid w:val="004A2B4D"/>
+    <w:pPr>
+      <w:ind w:left="1600" w:hanging="200"/>
+    </w:pPr>
+    <w:rPr>
+      <w:rFonts w:asciiTheme="minorHAnsi" w:hAnsiTheme="minorHAnsi" w:cstheme="minorHAnsi"/>
+    </w:rPr>
+  </w:style>
+  <w:style w:type="paragraph" w:styleId="ndice9">
+    <w:name w:val="index 9"/>
+    <w:basedOn w:val="Normal"/>
+    <w:next w:val="Normal"/>
+    <w:autoRedefine/>
+    <w:uiPriority w:val="99"/>
+    <w:unhideWhenUsed/>
+    <w:rsid w:val="004A2B4D"/>
+    <w:pPr>
+      <w:ind w:left="1800" w:hanging="200"/>
+    </w:pPr>
+    <w:rPr>
+      <w:rFonts w:asciiTheme="minorHAnsi" w:hAnsiTheme="minorHAnsi" w:cstheme="minorHAnsi"/>
+    </w:rPr>
+  </w:style>
+  <w:style w:type="paragraph" w:styleId="Ttulodendice">
+    <w:name w:val="index heading"/>
+    <w:basedOn w:val="Normal"/>
+    <w:next w:val="ndice1"/>
+    <w:uiPriority w:val="99"/>
+    <w:unhideWhenUsed/>
+    <w:rsid w:val="004A2B4D"/>
+    <w:pPr>
+      <w:spacing w:before="120" w:after="120"/>
+    </w:pPr>
+    <w:rPr>
+      <w:rFonts w:asciiTheme="minorHAnsi" w:hAnsiTheme="minorHAnsi" w:cstheme="minorHAnsi"/>
+      <w:b/>
+      <w:bCs/>
+      <w:i/>
+      <w:iCs/>
+    </w:rPr>
+  </w:style>
+  <w:style w:type="paragraph" w:styleId="TtuloTDC">
+    <w:name w:val="TOC Heading"/>
+    <w:basedOn w:val="Ttulo1"/>
+    <w:next w:val="Normal"/>
+    <w:uiPriority w:val="39"/>
+    <w:unhideWhenUsed/>
+    <w:qFormat/>
+    <w:rsid w:val="002D1EDA"/>
+    <w:pPr>
+      <w:keepNext/>
+      <w:keepLines/>
+      <w:spacing w:before="240" w:after="0" w:line="259" w:lineRule="auto"/>
+      <w:outlineLvl w:val="9"/>
+    </w:pPr>
+    <w:rPr>
+      <w:rFonts w:asciiTheme="majorHAnsi" w:eastAsiaTheme="majorEastAsia" w:hAnsiTheme="majorHAnsi" w:cstheme="majorBidi"/>
+      <w:b w:val="0"/>
+      <w:bCs w:val="0"/>
+      <w:color w:val="2F5496" w:themeColor="accent1" w:themeShade="BF"/>
+      <w:sz w:val="32"/>
+      <w:szCs w:val="32"/>
+    </w:rPr>
+  </w:style>
+  <w:style w:type="paragraph" w:styleId="TDC1">
+    <w:name w:val="toc 1"/>
+    <w:basedOn w:val="Normal"/>
+    <w:next w:val="Normal"/>
+    <w:autoRedefine/>
+    <w:uiPriority w:val="39"/>
+    <w:unhideWhenUsed/>
+    <w:rsid w:val="002D1EDA"/>
+    <w:pPr>
+      <w:spacing w:after="100"/>
+    </w:pPr>
+  </w:style>
+  <w:style w:type="paragraph" w:styleId="TDC2">
+    <w:name w:val="toc 2"/>
+    <w:basedOn w:val="Normal"/>
+    <w:next w:val="Normal"/>
+    <w:autoRedefine/>
+    <w:uiPriority w:val="39"/>
+    <w:unhideWhenUsed/>
+    <w:rsid w:val="002D1EDA"/>
+    <w:pPr>
+      <w:spacing w:after="100"/>
+      <w:ind w:left="200"/>
+    </w:pPr>
+  </w:style>
+  <w:style w:type="paragraph" w:styleId="TDC3">
+    <w:name w:val="toc 3"/>
+    <w:basedOn w:val="Normal"/>
+    <w:next w:val="Normal"/>
+    <w:autoRedefine/>
+    <w:uiPriority w:val="39"/>
+    <w:unhideWhenUsed/>
+    <w:rsid w:val="002D1EDA"/>
+    <w:pPr>
+      <w:spacing w:after="100"/>
+      <w:ind w:left="400"/>
+    </w:pPr>
   </w:style>
 </w:styles>
 </file>
@@ -8806,4 +11989,16 @@
     </a:ext>
   </a:extLst>
 </a:theme>
+</file>
+
+<file path=customXml/item1.xml><?xml version="1.0" encoding="utf-8"?>
+<b:Sources xmlns:b="http://schemas.openxmlformats.org/officeDocument/2006/bibliography" xmlns="http://schemas.openxmlformats.org/officeDocument/2006/bibliography" SelectedStyle="\APASixthEditionOfficeOnline.xsl" StyleName="APA" Version="6"/>
+</file>
+
+<file path=customXml/itemProps1.xml><?xml version="1.0" encoding="utf-8"?>
+<ds:datastoreItem xmlns:ds="http://schemas.openxmlformats.org/officeDocument/2006/customXml" ds:itemID="{58CDFAA4-C9D9-4DAB-8AC5-EF0D9DB19C2A}">
+  <ds:schemaRefs>
+    <ds:schemaRef ds:uri="http://schemas.openxmlformats.org/officeDocument/2006/bibliography"/>
+  </ds:schemaRefs>
+</ds:datastoreItem>
 </file>